--- a/Realtor Forms/Commission Agreement - Buyer.docx
+++ b/Realtor Forms/Commission Agreement - Buyer.docx
@@ -1,6 +1,6 @@
 
 <file path=word/document.xml><?xml version="1.0" encoding="utf-8"?>
-<w:document xmlns:wpc="http://schemas.microsoft.com/office/word/2010/wordprocessingCanvas" xmlns:cx="http://schemas.microsoft.com/office/drawing/2014/chartex" xmlns:cx1="http://schemas.microsoft.com/office/drawing/2015/9/8/chartex" xmlns:cx2="http://schemas.microsoft.com/office/drawing/2015/10/21/chartex" xmlns:cx3="http://schemas.microsoft.com/office/drawing/2016/5/9/chartex" xmlns:cx4="http://schemas.microsoft.com/office/drawing/2016/5/10/chartex" xmlns:cx5="http://schemas.microsoft.com/office/drawing/2016/5/11/chartex" xmlns:cx6="http://schemas.microsoft.com/office/drawing/2016/5/12/chartex" xmlns:cx7="http://schemas.microsoft.com/office/drawing/2016/5/13/chartex" xmlns:cx8="http://schemas.microsoft.com/office/drawing/2016/5/14/chartex" xmlns:mc="http://schemas.openxmlformats.org/markup-compatibility/2006" xmlns:aink="http://schemas.microsoft.com/office/drawing/2016/ink" xmlns:am3d="http://schemas.microsoft.com/office/drawing/2017/model3d" xmlns:o="urn:schemas-microsoft-com:office:office" xmlns:oel="http://schemas.microsoft.com/office/2019/extlst" xmlns:r="http://schemas.openxmlformats.org/officeDocument/2006/relationships" xmlns:m="http://schemas.openxmlformats.org/officeDocument/2006/math" xmlns:v="urn:schemas-microsoft-com:vml" xmlns:wp14="http://schemas.microsoft.com/office/word/2010/wordprocessingDrawing" xmlns:wp="http://schemas.openxmlformats.org/drawingml/2006/wordprocessingDrawing" xmlns:w10="urn:schemas-microsoft-com:office:word" xmlns:w="http://schemas.openxmlformats.org/wordprocessingml/2006/main" xmlns:w14="http://schemas.microsoft.com/office/word/2010/wordml" xmlns:w15="http://schemas.microsoft.com/office/word/2012/wordml" xmlns:w16cex="http://schemas.microsoft.com/office/word/2018/wordml/cex" xmlns:w16cid="http://schemas.microsoft.com/office/word/2016/wordml/cid" xmlns:w16="http://schemas.microsoft.com/office/word/2018/wordml" xmlns:w16du="http://schemas.microsoft.com/office/word/2023/wordml/word16du" xmlns:w16sdtdh="http://schemas.microsoft.com/office/word/2020/wordml/sdtdatahash" xmlns:w16se="http://schemas.microsoft.com/office/word/2015/wordml/symex" xmlns:wpg="http://schemas.microsoft.com/office/word/2010/wordprocessingGroup" xmlns:wpi="http://schemas.microsoft.com/office/word/2010/wordprocessingInk" xmlns:wne="http://schemas.microsoft.com/office/word/2006/wordml" xmlns:wps="http://schemas.microsoft.com/office/word/2010/wordprocessingShape" mc:Ignorable="w14 w15 w16se w16cid w16 w16cex w16sdtdh w16du wp14">
+<w:document xmlns:wpc="http://schemas.microsoft.com/office/word/2010/wordprocessingCanvas" xmlns:cx="http://schemas.microsoft.com/office/drawing/2014/chartex" xmlns:cx1="http://schemas.microsoft.com/office/drawing/2015/9/8/chartex" xmlns:cx2="http://schemas.microsoft.com/office/drawing/2015/10/21/chartex" xmlns:cx3="http://schemas.microsoft.com/office/drawing/2016/5/9/chartex" xmlns:cx4="http://schemas.microsoft.com/office/drawing/2016/5/10/chartex" xmlns:cx5="http://schemas.microsoft.com/office/drawing/2016/5/11/chartex" xmlns:cx6="http://schemas.microsoft.com/office/drawing/2016/5/12/chartex" xmlns:cx7="http://schemas.microsoft.com/office/drawing/2016/5/13/chartex" xmlns:cx8="http://schemas.microsoft.com/office/drawing/2016/5/14/chartex" xmlns:mc="http://schemas.openxmlformats.org/markup-compatibility/2006" xmlns:aink="http://schemas.microsoft.com/office/drawing/2016/ink" xmlns:am3d="http://schemas.microsoft.com/office/drawing/2017/model3d" xmlns:o="urn:schemas-microsoft-com:office:office" xmlns:oel="http://schemas.microsoft.com/office/2019/extlst" xmlns:r="http://schemas.openxmlformats.org/officeDocument/2006/relationships" xmlns:m="http://schemas.openxmlformats.org/officeDocument/2006/math" xmlns:v="urn:schemas-microsoft-com:vml" xmlns:wp14="http://schemas.microsoft.com/office/word/2010/wordprocessingDrawing" xmlns:wp="http://schemas.openxmlformats.org/drawingml/2006/wordprocessingDrawing" xmlns:w10="urn:schemas-microsoft-com:office:word" xmlns:w="http://schemas.openxmlformats.org/wordprocessingml/2006/main" xmlns:w14="http://schemas.microsoft.com/office/word/2010/wordml" xmlns:w15="http://schemas.microsoft.com/office/word/2012/wordml" xmlns:w16cex="http://schemas.microsoft.com/office/word/2018/wordml/cex" xmlns:w16cid="http://schemas.microsoft.com/office/word/2016/wordml/cid" xmlns:w16="http://schemas.microsoft.com/office/word/2018/wordml" xmlns:w16du="http://schemas.microsoft.com/office/word/2023/wordml/word16du" xmlns:w16sdtdh="http://schemas.microsoft.com/office/word/2020/wordml/sdtdatahash" xmlns:w16sdtfl="http://schemas.microsoft.com/office/word/2024/wordml/sdtformatlock" xmlns:w16se="http://schemas.microsoft.com/office/word/2015/wordml/symex" xmlns:wpg="http://schemas.microsoft.com/office/word/2010/wordprocessingGroup" xmlns:wpi="http://schemas.microsoft.com/office/word/2010/wordprocessingInk" xmlns:wne="http://schemas.microsoft.com/office/word/2006/wordml" xmlns:wps="http://schemas.microsoft.com/office/word/2010/wordprocessingShape" mc:Ignorable="w14 w15 w16se w16cid w16 w16cex w16sdtdh w16sdtfl w16du wp14">
   <w:body>
     <w:p>
       <w:pPr>
@@ -51,25 +51,27 @@
           <w:rFonts w:asciiTheme="minorHAnsi" w:hAnsiTheme="minorHAnsi" w:cstheme="minorHAnsi"/>
         </w:rPr>
         <w:tab/>
-        <w:t>: _______________________________________</w:t>
-      </w:r>
-      <w:r>
-        <w:rPr>
-          <w:rFonts w:asciiTheme="minorHAnsi" w:hAnsiTheme="minorHAnsi" w:cstheme="minorHAnsi"/>
-        </w:rPr>
-        <w:t>___</w:t>
-      </w:r>
-      <w:r>
-        <w:rPr>
-          <w:rFonts w:asciiTheme="minorHAnsi" w:hAnsiTheme="minorHAnsi" w:cstheme="minorHAnsi"/>
-        </w:rPr>
-        <w:t>_</w:t>
-      </w:r>
-      <w:r>
-        <w:rPr>
-          <w:rFonts w:asciiTheme="minorHAnsi" w:hAnsiTheme="minorHAnsi" w:cstheme="minorHAnsi"/>
-        </w:rPr>
-        <w:t xml:space="preserve"> (</w:t>
+        <w:t xml:space="preserve">: </w:t>
+      </w:r>
+      <w:r>
+        <w:rPr>
+          <w:rFonts w:asciiTheme="minorHAnsi" w:hAnsiTheme="minorHAnsi" w:cstheme="minorHAnsi"/>
+          <w:u w:val="single"/>
+        </w:rPr>
+        <w:t>{{purchaser_name}}</w:t>
+      </w:r>
+      <w:r>
+        <w:rPr>
+          <w:rFonts w:asciiTheme="minorHAnsi" w:hAnsiTheme="minorHAnsi" w:cstheme="minorHAnsi"/>
+          <w:u w:val="single"/>
+        </w:rPr>
+        <w:t xml:space="preserve"> </w:t>
+      </w:r>
+      <w:r>
+        <w:rPr>
+          <w:rFonts w:asciiTheme="minorHAnsi" w:hAnsiTheme="minorHAnsi" w:cstheme="minorHAnsi"/>
+        </w:rPr>
+        <w:t>(</w:t>
       </w:r>
       <w:r>
         <w:rPr>
@@ -97,25 +99,49 @@
         <w:rPr>
           <w:rFonts w:asciiTheme="minorHAnsi" w:hAnsiTheme="minorHAnsi" w:cstheme="minorHAnsi"/>
         </w:rPr>
-        <w:t xml:space="preserve">  _____________________________________</w:t>
-      </w:r>
-      <w:r>
-        <w:rPr>
-          <w:rFonts w:asciiTheme="minorHAnsi" w:hAnsiTheme="minorHAnsi" w:cstheme="minorHAnsi"/>
-        </w:rPr>
-        <w:t>___</w:t>
-      </w:r>
-      <w:r>
-        <w:rPr>
-          <w:rFonts w:asciiTheme="minorHAnsi" w:hAnsiTheme="minorHAnsi" w:cstheme="minorHAnsi"/>
-        </w:rPr>
-        <w:t>___</w:t>
-      </w:r>
-      <w:r>
-        <w:rPr>
-          <w:rFonts w:asciiTheme="minorHAnsi" w:hAnsiTheme="minorHAnsi" w:cstheme="minorHAnsi"/>
-        </w:rPr>
-        <w:t xml:space="preserve"> (</w:t>
+        <w:t xml:space="preserve">  </w:t>
+      </w:r>
+      <w:r>
+        <w:rPr>
+          <w:rFonts w:asciiTheme="minorHAnsi" w:hAnsiTheme="minorHAnsi" w:cstheme="minorHAnsi"/>
+          <w:u w:val="single"/>
+        </w:rPr>
+        <w:t>{{</w:t>
+      </w:r>
+      <w:proofErr w:type="spellStart"/>
+      <w:r>
+        <w:rPr>
+          <w:rFonts w:asciiTheme="minorHAnsi" w:hAnsiTheme="minorHAnsi" w:cstheme="minorHAnsi"/>
+          <w:u w:val="single"/>
+        </w:rPr>
+        <w:t>purchaser_</w:t>
+      </w:r>
+      <w:r>
+        <w:rPr>
+          <w:rFonts w:asciiTheme="minorHAnsi" w:hAnsiTheme="minorHAnsi" w:cstheme="minorHAnsi"/>
+          <w:u w:val="single"/>
+        </w:rPr>
+        <w:t>address</w:t>
+      </w:r>
+      <w:proofErr w:type="spellEnd"/>
+      <w:r>
+        <w:rPr>
+          <w:rFonts w:asciiTheme="minorHAnsi" w:hAnsiTheme="minorHAnsi" w:cstheme="minorHAnsi"/>
+          <w:u w:val="single"/>
+        </w:rPr>
+        <w:t>}}</w:t>
+      </w:r>
+      <w:r>
+        <w:rPr>
+          <w:rFonts w:asciiTheme="minorHAnsi" w:hAnsiTheme="minorHAnsi" w:cstheme="minorHAnsi"/>
+        </w:rPr>
+        <w:t xml:space="preserve"> </w:t>
+      </w:r>
+      <w:r>
+        <w:rPr>
+          <w:rFonts w:asciiTheme="minorHAnsi" w:hAnsiTheme="minorHAnsi" w:cstheme="minorHAnsi"/>
+        </w:rPr>
+        <w:t>(</w:t>
       </w:r>
       <w:r>
         <w:rPr>
@@ -144,30 +170,6 @@
           <w:rFonts w:asciiTheme="minorHAnsi" w:hAnsiTheme="minorHAnsi" w:cstheme="minorHAnsi"/>
         </w:rPr>
         <w:t xml:space="preserve">  </w:t>
-      </w:r>
-      <w:r>
-        <w:rPr>
-          <w:rFonts w:asciiTheme="minorHAnsi" w:hAnsiTheme="minorHAnsi" w:cstheme="minorHAnsi"/>
-        </w:rPr>
-        <w:t>_______________________________________</w:t>
-      </w:r>
-      <w:r>
-        <w:rPr>
-          <w:rFonts w:asciiTheme="minorHAnsi" w:hAnsiTheme="minorHAnsi" w:cstheme="minorHAnsi"/>
-        </w:rPr>
-        <w:t>___</w:t>
-      </w:r>
-      <w:r>
-        <w:rPr>
-          <w:rFonts w:asciiTheme="minorHAnsi" w:hAnsiTheme="minorHAnsi" w:cstheme="minorHAnsi"/>
-        </w:rPr>
-        <w:t>_</w:t>
-      </w:r>
-      <w:r>
-        <w:rPr>
-          <w:rFonts w:asciiTheme="minorHAnsi" w:hAnsiTheme="minorHAnsi" w:cstheme="minorHAnsi"/>
-        </w:rPr>
-        <w:t xml:space="preserve"> </w:t>
       </w:r>
     </w:p>
     <w:p>
@@ -237,7 +239,36 @@
         <w:rPr>
           <w:rFonts w:asciiTheme="minorHAnsi" w:hAnsiTheme="minorHAnsi" w:cstheme="minorHAnsi"/>
         </w:rPr>
-        <w:t xml:space="preserve"> _______________________________________________________________________________</w:t>
+        <w:t xml:space="preserve"> </w:t>
+      </w:r>
+      <w:r>
+        <w:rPr>
+          <w:rFonts w:asciiTheme="minorHAnsi" w:hAnsiTheme="minorHAnsi" w:cstheme="minorHAnsi"/>
+          <w:b/>
+          <w:bCs/>
+          <w:u w:val="single"/>
+        </w:rPr>
+        <w:t>{{</w:t>
+      </w:r>
+      <w:proofErr w:type="spellStart"/>
+      <w:r>
+        <w:rPr>
+          <w:rFonts w:asciiTheme="minorHAnsi" w:hAnsiTheme="minorHAnsi" w:cstheme="minorHAnsi"/>
+          <w:b/>
+          <w:bCs/>
+          <w:u w:val="single"/>
+        </w:rPr>
+        <w:t>property_address</w:t>
+      </w:r>
+      <w:proofErr w:type="spellEnd"/>
+      <w:r>
+        <w:rPr>
+          <w:rFonts w:asciiTheme="minorHAnsi" w:hAnsiTheme="minorHAnsi" w:cstheme="minorHAnsi"/>
+          <w:b/>
+          <w:bCs/>
+          <w:u w:val="single"/>
+        </w:rPr>
+        <w:t>}}</w:t>
       </w:r>
     </w:p>
     <w:p>
@@ -284,45 +315,56 @@
         <w:rPr>
           <w:rFonts w:asciiTheme="minorHAnsi" w:hAnsiTheme="minorHAnsi" w:cstheme="minorHAnsi"/>
         </w:rPr>
-        <w:t xml:space="preserve"> _________</w:t>
-      </w:r>
-      <w:r>
-        <w:rPr>
-          <w:rFonts w:asciiTheme="minorHAnsi" w:hAnsiTheme="minorHAnsi" w:cstheme="minorHAnsi"/>
-        </w:rPr>
-        <w:t>__</w:t>
-      </w:r>
-      <w:r>
-        <w:rPr>
-          <w:rFonts w:asciiTheme="minorHAnsi" w:hAnsiTheme="minorHAnsi" w:cstheme="minorHAnsi"/>
-        </w:rPr>
-        <w:t>__________</w:t>
-      </w:r>
-    </w:p>
-    <w:p>
-      <w:pPr>
-        <w:spacing w:line="360" w:lineRule="auto"/>
-        <w:jc w:val="both"/>
-        <w:rPr>
-          <w:rFonts w:asciiTheme="minorHAnsi" w:hAnsiTheme="minorHAnsi" w:cstheme="minorHAnsi"/>
-        </w:rPr>
-      </w:pPr>
-      <w:r>
-        <w:rPr>
-          <w:rFonts w:asciiTheme="minorHAnsi" w:hAnsiTheme="minorHAnsi" w:cstheme="minorHAnsi"/>
-        </w:rPr>
-        <w:t>____________________________________</w:t>
-      </w:r>
-      <w:r>
-        <w:rPr>
-          <w:rFonts w:asciiTheme="minorHAnsi" w:hAnsiTheme="minorHAnsi" w:cstheme="minorHAnsi"/>
-        </w:rPr>
-        <w:t>________________________________________________ (the “</w:t>
+        <w:t xml:space="preserve"> </w:t>
       </w:r>
       <w:r>
         <w:rPr>
           <w:rFonts w:asciiTheme="minorHAnsi" w:hAnsiTheme="minorHAnsi" w:cstheme="minorHAnsi"/>
           <w:b/>
+          <w:bCs/>
+          <w:u w:val="single"/>
+        </w:rPr>
+        <w:t>{{</w:t>
+      </w:r>
+      <w:proofErr w:type="spellStart"/>
+      <w:r>
+        <w:rPr>
+          <w:rFonts w:asciiTheme="minorHAnsi" w:hAnsiTheme="minorHAnsi" w:cstheme="minorHAnsi"/>
+          <w:b/>
+          <w:bCs/>
+          <w:u w:val="single"/>
+        </w:rPr>
+        <w:t>seller</w:t>
+      </w:r>
+      <w:r>
+        <w:rPr>
+          <w:rFonts w:asciiTheme="minorHAnsi" w:hAnsiTheme="minorHAnsi" w:cstheme="minorHAnsi"/>
+          <w:b/>
+          <w:bCs/>
+          <w:u w:val="single"/>
+        </w:rPr>
+        <w:t>_name</w:t>
+      </w:r>
+      <w:proofErr w:type="spellEnd"/>
+      <w:r>
+        <w:rPr>
+          <w:rFonts w:asciiTheme="minorHAnsi" w:hAnsiTheme="minorHAnsi" w:cstheme="minorHAnsi"/>
+          <w:b/>
+          <w:bCs/>
+          <w:u w:val="single"/>
+        </w:rPr>
+        <w:t>}}</w:t>
+      </w:r>
+      <w:r>
+        <w:rPr>
+          <w:rFonts w:asciiTheme="minorHAnsi" w:hAnsiTheme="minorHAnsi" w:cstheme="minorHAnsi"/>
+        </w:rPr>
+        <w:t xml:space="preserve"> (the “</w:t>
+      </w:r>
+      <w:r>
+        <w:rPr>
+          <w:rFonts w:asciiTheme="minorHAnsi" w:hAnsiTheme="minorHAnsi" w:cstheme="minorHAnsi"/>
+          <w:b/>
         </w:rPr>
         <w:t>Seller</w:t>
       </w:r>
@@ -336,37 +378,36 @@
         <w:rPr>
           <w:rFonts w:asciiTheme="minorHAnsi" w:hAnsiTheme="minorHAnsi" w:cstheme="minorHAnsi"/>
         </w:rPr>
-        <w:t>at an agreed sale price of Singapore Dollars _________</w:t>
-      </w:r>
-      <w:r>
-        <w:rPr>
-          <w:rFonts w:asciiTheme="minorHAnsi" w:hAnsiTheme="minorHAnsi" w:cstheme="minorHAnsi"/>
-        </w:rPr>
-        <w:t>_</w:t>
-      </w:r>
-      <w:r>
-        <w:rPr>
-          <w:rFonts w:asciiTheme="minorHAnsi" w:hAnsiTheme="minorHAnsi" w:cstheme="minorHAnsi"/>
-        </w:rPr>
-        <w:t>_</w:t>
-      </w:r>
-      <w:r>
-        <w:rPr>
-          <w:rFonts w:asciiTheme="minorHAnsi" w:hAnsiTheme="minorHAnsi" w:cstheme="minorHAnsi"/>
-        </w:rPr>
-        <w:t>_________</w:t>
-      </w:r>
-      <w:r>
-        <w:rPr>
-          <w:rFonts w:asciiTheme="minorHAnsi" w:hAnsiTheme="minorHAnsi" w:cstheme="minorHAnsi"/>
-        </w:rPr>
-        <w:t>_______________________________</w:t>
-      </w:r>
-      <w:r>
-        <w:rPr>
-          <w:rFonts w:asciiTheme="minorHAnsi" w:hAnsiTheme="minorHAnsi" w:cstheme="minorHAnsi"/>
-        </w:rPr>
-        <w:t>_________</w:t>
+        <w:t xml:space="preserve">at an agreed sale price of Singapore Dollars </w:t>
+      </w:r>
+      <w:r>
+        <w:rPr>
+          <w:rFonts w:asciiTheme="minorHAnsi" w:hAnsiTheme="minorHAnsi" w:cstheme="minorHAnsi"/>
+          <w:b/>
+          <w:bCs/>
+          <w:u w:val="single"/>
+        </w:rPr>
+        <w:t>{{</w:t>
+      </w:r>
+      <w:proofErr w:type="spellStart"/>
+      <w:r>
+        <w:rPr>
+          <w:rFonts w:asciiTheme="minorHAnsi" w:hAnsiTheme="minorHAnsi" w:cstheme="minorHAnsi"/>
+          <w:b/>
+          <w:bCs/>
+          <w:u w:val="single"/>
+        </w:rPr>
+        <w:t>transaction_price_words</w:t>
+      </w:r>
+      <w:proofErr w:type="spellEnd"/>
+      <w:r>
+        <w:rPr>
+          <w:rFonts w:asciiTheme="minorHAnsi" w:hAnsiTheme="minorHAnsi" w:cstheme="minorHAnsi"/>
+          <w:b/>
+          <w:bCs/>
+          <w:u w:val="single"/>
+        </w:rPr>
+        <w:t>}}</w:t>
       </w:r>
       <w:r>
         <w:rPr>
@@ -378,156 +419,133 @@
         <w:rPr>
           <w:rFonts w:asciiTheme="minorHAnsi" w:hAnsiTheme="minorHAnsi" w:cstheme="minorHAnsi"/>
         </w:rPr>
-        <w:t>__________________________________________</w:t>
-      </w:r>
-      <w:r>
-        <w:rPr>
-          <w:rFonts w:asciiTheme="minorHAnsi" w:hAnsiTheme="minorHAnsi" w:cstheme="minorHAnsi"/>
-        </w:rPr>
-        <w:t>___</w:t>
-      </w:r>
-      <w:r>
-        <w:rPr>
-          <w:rFonts w:asciiTheme="minorHAnsi" w:hAnsiTheme="minorHAnsi" w:cstheme="minorHAnsi"/>
-        </w:rPr>
-        <w:t>_____</w:t>
-      </w:r>
-      <w:r>
-        <w:rPr>
-          <w:rFonts w:asciiTheme="minorHAnsi" w:hAnsiTheme="minorHAnsi" w:cstheme="minorHAnsi"/>
-        </w:rPr>
-        <w:t>_</w:t>
-      </w:r>
-      <w:r>
-        <w:rPr>
-          <w:rFonts w:asciiTheme="minorHAnsi" w:hAnsiTheme="minorHAnsi" w:cstheme="minorHAnsi"/>
-        </w:rPr>
-        <w:t>_</w:t>
-      </w:r>
-      <w:r>
-        <w:rPr>
-          <w:rFonts w:asciiTheme="minorHAnsi" w:hAnsiTheme="minorHAnsi" w:cstheme="minorHAnsi"/>
-        </w:rPr>
-        <w:t>___</w:t>
-      </w:r>
-      <w:r>
-        <w:rPr>
-          <w:rFonts w:asciiTheme="minorHAnsi" w:hAnsiTheme="minorHAnsi" w:cstheme="minorHAnsi"/>
-        </w:rPr>
-        <w:t>____</w:t>
-      </w:r>
-      <w:r>
-        <w:rPr>
-          <w:rFonts w:asciiTheme="minorHAnsi" w:hAnsiTheme="minorHAnsi" w:cstheme="minorHAnsi"/>
-        </w:rPr>
-        <w:t>_____</w:t>
-      </w:r>
-      <w:r>
-        <w:rPr>
-          <w:rFonts w:asciiTheme="minorHAnsi" w:hAnsiTheme="minorHAnsi" w:cstheme="minorHAnsi"/>
-        </w:rPr>
-        <w:t xml:space="preserve">_______ </w:t>
-      </w:r>
-      <w:r>
-        <w:rPr>
-          <w:rFonts w:asciiTheme="minorHAnsi" w:hAnsiTheme="minorHAnsi" w:cstheme="minorHAnsi"/>
-        </w:rPr>
-        <w:t>(S$____________</w:t>
-      </w:r>
-      <w:r>
-        <w:rPr>
-          <w:rFonts w:asciiTheme="minorHAnsi" w:hAnsiTheme="minorHAnsi" w:cstheme="minorHAnsi"/>
-        </w:rPr>
-        <w:t xml:space="preserve">________), </w:t>
-      </w:r>
-      <w:r>
-        <w:rPr>
-          <w:rFonts w:asciiTheme="minorHAnsi" w:hAnsiTheme="minorHAnsi" w:cstheme="minorHAnsi"/>
-        </w:rPr>
-        <w:t>you have agreed to pay us a commission of Singapore Dollars ____________________</w:t>
-      </w:r>
-      <w:r>
-        <w:rPr>
-          <w:rFonts w:asciiTheme="minorHAnsi" w:hAnsiTheme="minorHAnsi" w:cstheme="minorHAnsi"/>
-        </w:rPr>
-        <w:t>________</w:t>
-      </w:r>
-      <w:r>
-        <w:rPr>
-          <w:rFonts w:asciiTheme="minorHAnsi" w:hAnsiTheme="minorHAnsi" w:cstheme="minorHAnsi"/>
-        </w:rPr>
-        <w:t>__________________</w:t>
-      </w:r>
-    </w:p>
-    <w:p>
-      <w:pPr>
-        <w:spacing w:line="360" w:lineRule="auto"/>
-        <w:jc w:val="both"/>
-        <w:rPr>
-          <w:rFonts w:asciiTheme="minorHAnsi" w:hAnsiTheme="minorHAnsi" w:cstheme="minorHAnsi"/>
-          <w:color w:val="222222"/>
-          <w:shd w:val="clear" w:color="auto" w:fill="FFFFFF"/>
-        </w:rPr>
-      </w:pPr>
-      <w:r>
-        <w:rPr>
-          <w:rFonts w:asciiTheme="minorHAnsi" w:hAnsiTheme="minorHAnsi" w:cstheme="minorHAnsi"/>
-        </w:rPr>
-        <w:t>_______________________________________</w:t>
-      </w:r>
-      <w:r>
-        <w:rPr>
-          <w:rFonts w:asciiTheme="minorHAnsi" w:hAnsiTheme="minorHAnsi" w:cstheme="minorHAnsi"/>
-        </w:rPr>
-        <w:t>____</w:t>
-      </w:r>
-      <w:r>
-        <w:rPr>
-          <w:rFonts w:asciiTheme="minorHAnsi" w:hAnsiTheme="minorHAnsi" w:cstheme="minorHAnsi"/>
-        </w:rPr>
-        <w:t>____________________________</w:t>
-      </w:r>
-      <w:r>
-        <w:rPr>
-          <w:rFonts w:asciiTheme="minorHAnsi" w:hAnsiTheme="minorHAnsi" w:cstheme="minorHAnsi"/>
-        </w:rPr>
-        <w:t>______</w:t>
-      </w:r>
-      <w:r>
-        <w:rPr>
-          <w:rFonts w:asciiTheme="minorHAnsi" w:hAnsiTheme="minorHAnsi" w:cstheme="minorHAnsi"/>
-        </w:rPr>
-        <w:t>__</w:t>
-      </w:r>
-      <w:r>
-        <w:rPr>
-          <w:rFonts w:asciiTheme="minorHAnsi" w:hAnsiTheme="minorHAnsi" w:cstheme="minorHAnsi"/>
-        </w:rPr>
-        <w:t>_____</w:t>
-      </w:r>
-      <w:r>
-        <w:rPr>
-          <w:rFonts w:asciiTheme="minorHAnsi" w:hAnsiTheme="minorHAnsi" w:cstheme="minorHAnsi"/>
-        </w:rPr>
-        <w:t>______</w:t>
-      </w:r>
-      <w:r>
-        <w:rPr>
-          <w:rFonts w:asciiTheme="minorHAnsi" w:hAnsiTheme="minorHAnsi" w:cstheme="minorHAnsi"/>
-        </w:rPr>
-        <w:t>____</w:t>
-      </w:r>
-      <w:r>
-        <w:rPr>
-          <w:rFonts w:asciiTheme="minorHAnsi" w:hAnsiTheme="minorHAnsi" w:cstheme="minorHAnsi"/>
-        </w:rPr>
-        <w:t xml:space="preserve">_ </w:t>
-      </w:r>
-      <w:r>
-        <w:rPr>
-          <w:rFonts w:asciiTheme="minorHAnsi" w:hAnsiTheme="minorHAnsi" w:cstheme="minorHAnsi"/>
-        </w:rPr>
-        <w:t>(S$____________________)</w:t>
+        <w:t>(S$</w:t>
+      </w:r>
+      <w:r>
+        <w:rPr>
+          <w:rFonts w:asciiTheme="minorHAnsi" w:hAnsiTheme="minorHAnsi" w:cstheme="minorHAnsi"/>
+          <w:b/>
+          <w:bCs/>
+          <w:u w:val="single"/>
+        </w:rPr>
+        <w:t>{{</w:t>
+      </w:r>
+      <w:proofErr w:type="spellStart"/>
+      <w:r>
+        <w:rPr>
+          <w:rFonts w:asciiTheme="minorHAnsi" w:hAnsiTheme="minorHAnsi" w:cstheme="minorHAnsi"/>
+          <w:b/>
+          <w:bCs/>
+          <w:u w:val="single"/>
+        </w:rPr>
+        <w:t>transaction_price</w:t>
+      </w:r>
+      <w:proofErr w:type="spellEnd"/>
+      <w:r>
+        <w:rPr>
+          <w:rFonts w:asciiTheme="minorHAnsi" w:hAnsiTheme="minorHAnsi" w:cstheme="minorHAnsi"/>
+          <w:b/>
+          <w:bCs/>
+          <w:u w:val="single"/>
+        </w:rPr>
+        <w:t>}}</w:t>
+      </w:r>
+      <w:r>
+        <w:rPr>
+          <w:rFonts w:asciiTheme="minorHAnsi" w:hAnsiTheme="minorHAnsi" w:cstheme="minorHAnsi"/>
+        </w:rPr>
+        <w:t xml:space="preserve">), </w:t>
+      </w:r>
+      <w:r>
+        <w:rPr>
+          <w:rFonts w:asciiTheme="minorHAnsi" w:hAnsiTheme="minorHAnsi" w:cstheme="minorHAnsi"/>
+        </w:rPr>
+        <w:t xml:space="preserve">you have agreed to pay us a commission of Singapore Dollars </w:t>
+      </w:r>
+      <w:r>
+        <w:rPr>
+          <w:rFonts w:asciiTheme="minorHAnsi" w:hAnsiTheme="minorHAnsi" w:cstheme="minorHAnsi"/>
+          <w:b/>
+          <w:bCs/>
+          <w:u w:val="single"/>
+        </w:rPr>
+        <w:t>{{</w:t>
+      </w:r>
+      <w:proofErr w:type="spellStart"/>
+      <w:r>
+        <w:rPr>
+          <w:rFonts w:asciiTheme="minorHAnsi" w:hAnsiTheme="minorHAnsi" w:cstheme="minorHAnsi"/>
+          <w:b/>
+          <w:bCs/>
+          <w:u w:val="single"/>
+        </w:rPr>
+        <w:t>commission_amount</w:t>
+      </w:r>
+      <w:r>
+        <w:rPr>
+          <w:rFonts w:asciiTheme="minorHAnsi" w:hAnsiTheme="minorHAnsi" w:cstheme="minorHAnsi"/>
+          <w:b/>
+          <w:bCs/>
+          <w:u w:val="single"/>
+        </w:rPr>
+        <w:t>_words</w:t>
+      </w:r>
+      <w:proofErr w:type="spellEnd"/>
+      <w:r>
+        <w:rPr>
+          <w:rFonts w:asciiTheme="minorHAnsi" w:hAnsiTheme="minorHAnsi" w:cstheme="minorHAnsi"/>
+          <w:b/>
+          <w:bCs/>
+          <w:u w:val="single"/>
+        </w:rPr>
+        <w:t>}}</w:t>
+      </w:r>
+      <w:r>
+        <w:rPr>
+          <w:rFonts w:asciiTheme="minorHAnsi" w:hAnsiTheme="minorHAnsi" w:cstheme="minorHAnsi"/>
+        </w:rPr>
+        <w:t xml:space="preserve"> </w:t>
+      </w:r>
+      <w:r>
+        <w:rPr>
+          <w:rFonts w:asciiTheme="minorHAnsi" w:hAnsiTheme="minorHAnsi" w:cstheme="minorHAnsi"/>
+        </w:rPr>
+        <w:t>(S$</w:t>
+      </w:r>
+      <w:r>
+        <w:rPr>
+          <w:rFonts w:asciiTheme="minorHAnsi" w:hAnsiTheme="minorHAnsi" w:cstheme="minorHAnsi"/>
+          <w:b/>
+          <w:bCs/>
+          <w:u w:val="single"/>
+        </w:rPr>
+        <w:t>{{</w:t>
+      </w:r>
+      <w:proofErr w:type="spellStart"/>
+      <w:r>
+        <w:rPr>
+          <w:rFonts w:asciiTheme="minorHAnsi" w:hAnsiTheme="minorHAnsi" w:cstheme="minorHAnsi"/>
+          <w:b/>
+          <w:bCs/>
+          <w:u w:val="single"/>
+        </w:rPr>
+        <w:t>commission_amount</w:t>
+      </w:r>
+      <w:proofErr w:type="spellEnd"/>
+      <w:r>
+        <w:rPr>
+          <w:rFonts w:asciiTheme="minorHAnsi" w:hAnsiTheme="minorHAnsi" w:cstheme="minorHAnsi"/>
+          <w:b/>
+          <w:bCs/>
+          <w:u w:val="single"/>
+        </w:rPr>
+        <w:t>}}</w:t>
+      </w:r>
+      <w:r>
+        <w:rPr>
+          <w:rFonts w:asciiTheme="minorHAnsi" w:hAnsiTheme="minorHAnsi" w:cstheme="minorHAnsi"/>
+        </w:rPr>
+        <w:t>)</w:t>
       </w:r>
       <w:r>
         <w:rPr>
@@ -787,7 +805,30 @@
         <w:rPr>
           <w:rFonts w:asciiTheme="minorHAnsi" w:hAnsiTheme="minorHAnsi" w:cstheme="minorHAnsi"/>
         </w:rPr>
-        <w:t xml:space="preserve"> ___________________</w:t>
+        <w:t xml:space="preserve"> </w:t>
+      </w:r>
+      <w:r>
+        <w:rPr>
+          <w:rFonts w:asciiTheme="minorHAnsi" w:hAnsiTheme="minorHAnsi" w:cstheme="minorHAnsi"/>
+          <w:u w:val="single"/>
+        </w:rPr>
+        <w:t>{{</w:t>
+      </w:r>
+      <w:proofErr w:type="spellStart"/>
+      <w:r>
+        <w:rPr>
+          <w:rFonts w:asciiTheme="minorHAnsi" w:hAnsiTheme="minorHAnsi" w:cstheme="minorHAnsi"/>
+          <w:u w:val="single"/>
+        </w:rPr>
+        <w:t>agent_name</w:t>
+      </w:r>
+      <w:proofErr w:type="spellEnd"/>
+      <w:r>
+        <w:rPr>
+          <w:rFonts w:asciiTheme="minorHAnsi" w:hAnsiTheme="minorHAnsi" w:cstheme="minorHAnsi"/>
+          <w:u w:val="single"/>
+        </w:rPr>
+        <w:t>}}</w:t>
       </w:r>
       <w:r>
         <w:rPr>
@@ -814,7 +855,30 @@
         <w:rPr>
           <w:rFonts w:asciiTheme="minorHAnsi" w:hAnsiTheme="minorHAnsi" w:cstheme="minorHAnsi"/>
         </w:rPr>
-        <w:t>CEA Reg. No.: ______________</w:t>
+        <w:t xml:space="preserve">CEA Reg. No.: </w:t>
+      </w:r>
+      <w:r>
+        <w:rPr>
+          <w:rFonts w:asciiTheme="minorHAnsi" w:hAnsiTheme="minorHAnsi" w:cstheme="minorHAnsi"/>
+          <w:u w:val="single"/>
+        </w:rPr>
+        <w:t>{{</w:t>
+      </w:r>
+      <w:proofErr w:type="spellStart"/>
+      <w:r>
+        <w:rPr>
+          <w:rFonts w:asciiTheme="minorHAnsi" w:hAnsiTheme="minorHAnsi" w:cstheme="minorHAnsi"/>
+          <w:u w:val="single"/>
+        </w:rPr>
+        <w:t>agent_cea_reg</w:t>
+      </w:r>
+      <w:proofErr w:type="spellEnd"/>
+      <w:r>
+        <w:rPr>
+          <w:rFonts w:asciiTheme="minorHAnsi" w:hAnsiTheme="minorHAnsi" w:cstheme="minorHAnsi"/>
+          <w:u w:val="single"/>
+        </w:rPr>
+        <w:t>}}</w:t>
       </w:r>
       <w:r>
         <w:rPr>
@@ -899,252 +963,385 @@
     </w:p>
     <w:p>
       <w:pPr>
-        <w:jc w:val="both"/>
-        <w:rPr>
-          <w:rFonts w:asciiTheme="minorHAnsi" w:hAnsiTheme="minorHAnsi" w:cstheme="minorHAnsi"/>
-          <w:u w:val="single"/>
-        </w:rPr>
-      </w:pPr>
-      <w:r>
-        <w:rPr>
-          <w:rFonts w:asciiTheme="minorHAnsi" w:hAnsiTheme="minorHAnsi" w:cstheme="minorHAnsi"/>
-          <w:u w:val="single"/>
+        <w:rPr>
+          <w:rFonts w:asciiTheme="minorHAnsi" w:hAnsiTheme="minorHAnsi" w:cstheme="minorHAnsi"/>
+        </w:rPr>
+      </w:pPr>
+      <w:r>
+        <w:rPr>
+          <w:rFonts w:asciiTheme="minorHAnsi" w:hAnsiTheme="minorHAnsi" w:cstheme="minorHAnsi"/>
+        </w:rPr>
+        <w:t>______________________________</w:t>
+      </w:r>
+      <w:r>
+        <w:rPr>
+          <w:rFonts w:asciiTheme="minorHAnsi" w:hAnsiTheme="minorHAnsi" w:cstheme="minorHAnsi"/>
         </w:rPr>
         <w:tab/>
-        <w:t>__________</w:t>
-      </w:r>
-      <w:r>
-        <w:rPr>
-          <w:rFonts w:asciiTheme="minorHAnsi" w:hAnsiTheme="minorHAnsi" w:cstheme="minorHAnsi"/>
-          <w:u w:val="single"/>
+      </w:r>
+      <w:r>
+        <w:rPr>
+          <w:rFonts w:asciiTheme="minorHAnsi" w:hAnsiTheme="minorHAnsi" w:cstheme="minorHAnsi"/>
         </w:rPr>
         <w:tab/>
-        <w:t>____________________</w:t>
       </w:r>
       <w:r>
         <w:rPr>
           <w:rFonts w:asciiTheme="minorHAnsi" w:hAnsiTheme="minorHAnsi" w:cstheme="minorHAnsi"/>
         </w:rPr>
         <w:tab/>
-      </w:r>
-      <w:r>
-        <w:rPr>
-          <w:rFonts w:asciiTheme="minorHAnsi" w:hAnsiTheme="minorHAnsi" w:cstheme="minorHAnsi"/>
-          <w:u w:val="single"/>
-        </w:rPr>
-        <w:tab/>
-        <w:t>__________</w:t>
-      </w:r>
-      <w:r>
-        <w:rPr>
-          <w:rFonts w:asciiTheme="minorHAnsi" w:hAnsiTheme="minorHAnsi" w:cstheme="minorHAnsi"/>
-          <w:u w:val="single"/>
-        </w:rPr>
-        <w:tab/>
-        <w:t>____________________</w:t>
+        <w:t xml:space="preserve">    ______________________________</w:t>
       </w:r>
     </w:p>
-    <w:p>
-      <w:pPr>
-        <w:spacing w:line="360" w:lineRule="auto"/>
-        <w:jc w:val="both"/>
-        <w:rPr>
-          <w:rFonts w:asciiTheme="minorHAnsi" w:hAnsiTheme="minorHAnsi" w:cstheme="minorHAnsi"/>
-        </w:rPr>
-      </w:pPr>
-      <w:r>
-        <w:rPr>
-          <w:rFonts w:asciiTheme="minorHAnsi" w:hAnsiTheme="minorHAnsi" w:cstheme="minorHAnsi"/>
-        </w:rPr>
-        <w:t>Signature of Buyer</w:t>
-      </w:r>
-      <w:r>
-        <w:rPr>
-          <w:rFonts w:asciiTheme="minorHAnsi" w:hAnsiTheme="minorHAnsi" w:cstheme="minorHAnsi"/>
-        </w:rPr>
-        <w:tab/>
-      </w:r>
-      <w:r>
-        <w:rPr>
-          <w:rFonts w:asciiTheme="minorHAnsi" w:hAnsiTheme="minorHAnsi" w:cstheme="minorHAnsi"/>
-        </w:rPr>
-        <w:tab/>
-      </w:r>
-      <w:r>
-        <w:rPr>
-          <w:rFonts w:asciiTheme="minorHAnsi" w:hAnsiTheme="minorHAnsi" w:cstheme="minorHAnsi"/>
-        </w:rPr>
-        <w:tab/>
-      </w:r>
-      <w:r>
-        <w:rPr>
-          <w:rFonts w:asciiTheme="minorHAnsi" w:hAnsiTheme="minorHAnsi" w:cstheme="minorHAnsi"/>
-        </w:rPr>
-        <w:tab/>
-      </w:r>
-      <w:r>
-        <w:rPr>
-          <w:rFonts w:asciiTheme="minorHAnsi" w:hAnsiTheme="minorHAnsi" w:cstheme="minorHAnsi"/>
-        </w:rPr>
-        <w:tab/>
-      </w:r>
-      <w:r>
-        <w:rPr>
-          <w:rFonts w:asciiTheme="minorHAnsi" w:hAnsiTheme="minorHAnsi" w:cstheme="minorHAnsi"/>
-        </w:rPr>
-        <w:t>Signature of Buyer</w:t>
-      </w:r>
-      <w:r>
-        <w:rPr>
-          <w:rFonts w:asciiTheme="minorHAnsi" w:hAnsiTheme="minorHAnsi" w:cstheme="minorHAnsi"/>
-        </w:rPr>
-        <w:tab/>
-      </w:r>
-      <w:r>
-        <w:rPr>
-          <w:rFonts w:asciiTheme="minorHAnsi" w:hAnsiTheme="minorHAnsi" w:cstheme="minorHAnsi"/>
-        </w:rPr>
-        <w:tab/>
-      </w:r>
-    </w:p>
-    <w:p>
-      <w:pPr>
-        <w:spacing w:line="360" w:lineRule="auto"/>
-        <w:jc w:val="both"/>
-        <w:rPr>
-          <w:rFonts w:asciiTheme="minorHAnsi" w:hAnsiTheme="minorHAnsi" w:cstheme="minorHAnsi"/>
-        </w:rPr>
-      </w:pPr>
-      <w:proofErr w:type="gramStart"/>
-      <w:r>
-        <w:rPr>
-          <w:rFonts w:asciiTheme="minorHAnsi" w:hAnsiTheme="minorHAnsi" w:cstheme="minorHAnsi"/>
-        </w:rPr>
-        <w:t>Name :</w:t>
-      </w:r>
-      <w:proofErr w:type="gramEnd"/>
-      <w:r>
-        <w:rPr>
-          <w:rFonts w:asciiTheme="minorHAnsi" w:hAnsiTheme="minorHAnsi" w:cstheme="minorHAnsi"/>
-        </w:rPr>
-        <w:t xml:space="preserve"> _____________</w:t>
-      </w:r>
-      <w:r>
-        <w:rPr>
-          <w:rFonts w:asciiTheme="minorHAnsi" w:hAnsiTheme="minorHAnsi" w:cstheme="minorHAnsi"/>
-        </w:rPr>
-        <w:t xml:space="preserve">____________________   </w:t>
-      </w:r>
-      <w:r>
-        <w:rPr>
-          <w:rFonts w:asciiTheme="minorHAnsi" w:hAnsiTheme="minorHAnsi" w:cstheme="minorHAnsi"/>
-        </w:rPr>
-        <w:tab/>
-        <w:t xml:space="preserve">Name : _________________________________   </w:t>
-      </w:r>
-    </w:p>
-    <w:p>
-      <w:pPr>
-        <w:spacing w:line="360" w:lineRule="auto"/>
-        <w:jc w:val="both"/>
-        <w:rPr>
-          <w:rFonts w:asciiTheme="minorHAnsi" w:hAnsiTheme="minorHAnsi" w:cstheme="minorHAnsi"/>
-        </w:rPr>
-      </w:pPr>
-      <w:r>
-        <w:rPr>
-          <w:rFonts w:asciiTheme="minorHAnsi" w:hAnsiTheme="minorHAnsi" w:cstheme="minorHAnsi"/>
-        </w:rPr>
-        <w:t xml:space="preserve">NRIC </w:t>
-      </w:r>
-      <w:proofErr w:type="gramStart"/>
-      <w:r>
-        <w:rPr>
-          <w:rFonts w:asciiTheme="minorHAnsi" w:hAnsiTheme="minorHAnsi" w:cstheme="minorHAnsi"/>
-        </w:rPr>
-        <w:t>No. :</w:t>
-      </w:r>
-      <w:proofErr w:type="gramEnd"/>
-      <w:r>
-        <w:rPr>
-          <w:rFonts w:asciiTheme="minorHAnsi" w:hAnsiTheme="minorHAnsi" w:cstheme="minorHAnsi"/>
-        </w:rPr>
-        <w:t xml:space="preserve"> ________________</w:t>
-      </w:r>
-      <w:r>
-        <w:rPr>
-          <w:rFonts w:asciiTheme="minorHAnsi" w:hAnsiTheme="minorHAnsi" w:cstheme="minorHAnsi"/>
-        </w:rPr>
-        <w:tab/>
-      </w:r>
-      <w:r>
-        <w:rPr>
-          <w:rFonts w:asciiTheme="minorHAnsi" w:hAnsiTheme="minorHAnsi" w:cstheme="minorHAnsi"/>
-        </w:rPr>
-        <w:tab/>
-      </w:r>
-      <w:r>
-        <w:rPr>
-          <w:rFonts w:asciiTheme="minorHAnsi" w:hAnsiTheme="minorHAnsi" w:cstheme="minorHAnsi"/>
-        </w:rPr>
-        <w:tab/>
-      </w:r>
-      <w:r>
-        <w:rPr>
-          <w:rFonts w:asciiTheme="minorHAnsi" w:hAnsiTheme="minorHAnsi" w:cstheme="minorHAnsi"/>
-        </w:rPr>
-        <w:tab/>
-        <w:t>NRIC No. : ________________</w:t>
-      </w:r>
-    </w:p>
-    <w:p>
-      <w:pPr>
-        <w:spacing w:line="360" w:lineRule="auto"/>
-        <w:jc w:val="both"/>
-        <w:rPr>
-          <w:rFonts w:asciiTheme="minorHAnsi" w:hAnsiTheme="minorHAnsi" w:cstheme="minorHAnsi"/>
-        </w:rPr>
-      </w:pPr>
-      <w:proofErr w:type="gramStart"/>
-      <w:r>
-        <w:rPr>
-          <w:rFonts w:asciiTheme="minorHAnsi" w:hAnsiTheme="minorHAnsi" w:cstheme="minorHAnsi"/>
-        </w:rPr>
-        <w:t>Date :</w:t>
-      </w:r>
-      <w:proofErr w:type="gramEnd"/>
-      <w:r>
-        <w:rPr>
-          <w:rFonts w:asciiTheme="minorHAnsi" w:hAnsiTheme="minorHAnsi" w:cstheme="minorHAnsi"/>
-        </w:rPr>
-        <w:t xml:space="preserve"> ___________________</w:t>
-      </w:r>
-      <w:r>
-        <w:rPr>
-          <w:rFonts w:asciiTheme="minorHAnsi" w:hAnsiTheme="minorHAnsi" w:cstheme="minorHAnsi"/>
-        </w:rPr>
-        <w:tab/>
-      </w:r>
-      <w:r>
-        <w:rPr>
-          <w:rFonts w:asciiTheme="minorHAnsi" w:hAnsiTheme="minorHAnsi" w:cstheme="minorHAnsi"/>
-        </w:rPr>
-        <w:tab/>
-      </w:r>
-      <w:r>
-        <w:rPr>
-          <w:rFonts w:asciiTheme="minorHAnsi" w:hAnsiTheme="minorHAnsi" w:cstheme="minorHAnsi"/>
-        </w:rPr>
-        <w:tab/>
-      </w:r>
-      <w:r>
-        <w:rPr>
-          <w:rFonts w:asciiTheme="minorHAnsi" w:hAnsiTheme="minorHAnsi" w:cstheme="minorHAnsi"/>
-        </w:rPr>
-        <w:tab/>
-        <w:t>Date : ___________________</w:t>
-      </w:r>
-    </w:p>
+    <w:tbl>
+      <w:tblPr>
+        <w:tblStyle w:val="TableGrid"/>
+        <w:tblW w:w="0" w:type="auto"/>
+        <w:tblBorders>
+          <w:top w:val="none" w:sz="0" w:space="0" w:color="auto"/>
+          <w:left w:val="none" w:sz="0" w:space="0" w:color="auto"/>
+          <w:bottom w:val="none" w:sz="0" w:space="0" w:color="auto"/>
+          <w:right w:val="none" w:sz="0" w:space="0" w:color="auto"/>
+          <w:insideH w:val="none" w:sz="0" w:space="0" w:color="auto"/>
+          <w:insideV w:val="none" w:sz="0" w:space="0" w:color="auto"/>
+        </w:tblBorders>
+        <w:tblLook w:val="04A0" w:firstRow="1" w:lastRow="0" w:firstColumn="1" w:lastColumn="0" w:noHBand="0" w:noVBand="1"/>
+      </w:tblPr>
+      <w:tblGrid>
+        <w:gridCol w:w="5228"/>
+        <w:gridCol w:w="5229"/>
+      </w:tblGrid>
+      <w:tr>
+        <w:tc>
+          <w:tcPr>
+            <w:tcW w:w="5228" w:type="dxa"/>
+          </w:tcPr>
+          <w:p>
+            <w:pPr>
+              <w:jc w:val="both"/>
+              <w:rPr>
+                <w:rFonts w:asciiTheme="minorHAnsi" w:hAnsiTheme="minorHAnsi" w:cstheme="minorHAnsi"/>
+                <w:u w:val="single"/>
+              </w:rPr>
+            </w:pPr>
+            <w:r>
+              <w:rPr>
+                <w:rFonts w:asciiTheme="minorHAnsi" w:hAnsiTheme="minorHAnsi" w:cstheme="minorHAnsi"/>
+              </w:rPr>
+              <w:t xml:space="preserve">Signature of </w:t>
+            </w:r>
+            <w:r>
+              <w:rPr>
+                <w:rFonts w:asciiTheme="minorHAnsi" w:hAnsiTheme="minorHAnsi" w:cstheme="minorHAnsi"/>
+              </w:rPr>
+              <w:t>Buyer</w:t>
+            </w:r>
+          </w:p>
+        </w:tc>
+        <w:tc>
+          <w:tcPr>
+            <w:tcW w:w="5229" w:type="dxa"/>
+          </w:tcPr>
+          <w:p>
+            <w:pPr>
+              <w:jc w:val="both"/>
+              <w:rPr>
+                <w:rFonts w:asciiTheme="minorHAnsi" w:hAnsiTheme="minorHAnsi" w:cstheme="minorHAnsi"/>
+                <w:u w:val="single"/>
+              </w:rPr>
+            </w:pPr>
+            <w:r>
+              <w:rPr>
+                <w:rFonts w:asciiTheme="minorHAnsi" w:hAnsiTheme="minorHAnsi" w:cstheme="minorHAnsi"/>
+              </w:rPr>
+              <w:t xml:space="preserve">Signature of </w:t>
+            </w:r>
+            <w:r>
+              <w:rPr>
+                <w:rFonts w:asciiTheme="minorHAnsi" w:hAnsiTheme="minorHAnsi" w:cstheme="minorHAnsi"/>
+              </w:rPr>
+              <w:t>Buyer</w:t>
+            </w:r>
+          </w:p>
+        </w:tc>
+      </w:tr>
+      <w:tr>
+        <w:tc>
+          <w:tcPr>
+            <w:tcW w:w="5228" w:type="dxa"/>
+          </w:tcPr>
+          <w:p>
+            <w:pPr>
+              <w:jc w:val="both"/>
+              <w:rPr>
+                <w:rFonts w:asciiTheme="minorHAnsi" w:hAnsiTheme="minorHAnsi" w:cstheme="minorHAnsi"/>
+                <w:u w:val="single"/>
+              </w:rPr>
+            </w:pPr>
+            <w:proofErr w:type="gramStart"/>
+            <w:r>
+              <w:rPr>
+                <w:rFonts w:asciiTheme="minorHAnsi" w:hAnsiTheme="minorHAnsi" w:cstheme="minorHAnsi"/>
+              </w:rPr>
+              <w:t>Name :</w:t>
+            </w:r>
+            <w:proofErr w:type="gramEnd"/>
+            <w:r>
+              <w:rPr>
+                <w:rFonts w:asciiTheme="minorHAnsi" w:hAnsiTheme="minorHAnsi" w:cstheme="minorHAnsi"/>
+              </w:rPr>
+              <w:t xml:space="preserve"> </w:t>
+            </w:r>
+            <w:r>
+              <w:rPr>
+                <w:rFonts w:asciiTheme="minorHAnsi" w:eastAsia="Times New Roman" w:hAnsiTheme="minorHAnsi" w:cstheme="minorHAnsi"/>
+                <w:u w:val="single"/>
+              </w:rPr>
+              <w:t>{{</w:t>
+            </w:r>
+            <w:proofErr w:type="spellStart"/>
+            <w:r>
+              <w:rPr>
+                <w:rFonts w:asciiTheme="minorHAnsi" w:eastAsia="Times New Roman" w:hAnsiTheme="minorHAnsi" w:cstheme="minorHAnsi"/>
+                <w:u w:val="single"/>
+              </w:rPr>
+              <w:t>purchaser</w:t>
+            </w:r>
+            <w:r>
+              <w:rPr>
+                <w:rFonts w:asciiTheme="minorHAnsi" w:eastAsia="Times New Roman" w:hAnsiTheme="minorHAnsi" w:cstheme="minorHAnsi"/>
+                <w:u w:val="single"/>
+              </w:rPr>
+              <w:t>_name</w:t>
+            </w:r>
+            <w:proofErr w:type="spellEnd"/>
+            <w:r>
+              <w:rPr>
+                <w:rFonts w:asciiTheme="minorHAnsi" w:eastAsia="Times New Roman" w:hAnsiTheme="minorHAnsi" w:cstheme="minorHAnsi"/>
+                <w:u w:val="single"/>
+              </w:rPr>
+              <w:t>}}</w:t>
+            </w:r>
+          </w:p>
+        </w:tc>
+        <w:tc>
+          <w:tcPr>
+            <w:tcW w:w="5229" w:type="dxa"/>
+          </w:tcPr>
+          <w:p>
+            <w:pPr>
+              <w:jc w:val="both"/>
+              <w:rPr>
+                <w:rFonts w:asciiTheme="minorHAnsi" w:hAnsiTheme="minorHAnsi" w:cstheme="minorHAnsi"/>
+                <w:u w:val="single"/>
+              </w:rPr>
+            </w:pPr>
+            <w:proofErr w:type="gramStart"/>
+            <w:r>
+              <w:rPr>
+                <w:rFonts w:asciiTheme="minorHAnsi" w:hAnsiTheme="minorHAnsi" w:cstheme="minorHAnsi"/>
+              </w:rPr>
+              <w:t>Name :</w:t>
+            </w:r>
+            <w:proofErr w:type="gramEnd"/>
+            <w:r>
+              <w:rPr>
+                <w:rFonts w:asciiTheme="minorHAnsi" w:hAnsiTheme="minorHAnsi" w:cstheme="minorHAnsi"/>
+              </w:rPr>
+              <w:t xml:space="preserve"> </w:t>
+            </w:r>
+            <w:r>
+              <w:rPr>
+                <w:rFonts w:asciiTheme="minorHAnsi" w:eastAsia="Times New Roman" w:hAnsiTheme="minorHAnsi" w:cstheme="minorHAnsi"/>
+                <w:u w:val="single"/>
+              </w:rPr>
+              <w:t>{{</w:t>
+            </w:r>
+            <w:r>
+              <w:rPr>
+                <w:rFonts w:asciiTheme="minorHAnsi" w:eastAsia="Times New Roman" w:hAnsiTheme="minorHAnsi" w:cstheme="minorHAnsi"/>
+                <w:u w:val="single"/>
+              </w:rPr>
+              <w:t>purchaser</w:t>
+            </w:r>
+            <w:r>
+              <w:rPr>
+                <w:rFonts w:asciiTheme="minorHAnsi" w:eastAsia="Times New Roman" w:hAnsiTheme="minorHAnsi" w:cstheme="minorHAnsi"/>
+                <w:u w:val="single"/>
+              </w:rPr>
+              <w:t>2</w:t>
+            </w:r>
+            <w:r>
+              <w:rPr>
+                <w:rFonts w:asciiTheme="minorHAnsi" w:eastAsia="Times New Roman" w:hAnsiTheme="minorHAnsi" w:cstheme="minorHAnsi"/>
+                <w:u w:val="single"/>
+              </w:rPr>
+              <w:t>_name}}</w:t>
+            </w:r>
+          </w:p>
+        </w:tc>
+      </w:tr>
+      <w:tr>
+        <w:tc>
+          <w:tcPr>
+            <w:tcW w:w="5228" w:type="dxa"/>
+          </w:tcPr>
+          <w:p>
+            <w:pPr>
+              <w:jc w:val="both"/>
+              <w:rPr>
+                <w:rFonts w:asciiTheme="minorHAnsi" w:hAnsiTheme="minorHAnsi" w:cstheme="minorHAnsi"/>
+                <w:u w:val="single"/>
+              </w:rPr>
+            </w:pPr>
+            <w:proofErr w:type="gramStart"/>
+            <w:r>
+              <w:rPr>
+                <w:rFonts w:asciiTheme="minorHAnsi" w:hAnsiTheme="minorHAnsi" w:cstheme="minorHAnsi"/>
+              </w:rPr>
+              <w:t>NRIC :</w:t>
+            </w:r>
+            <w:proofErr w:type="gramEnd"/>
+            <w:r>
+              <w:rPr>
+                <w:rFonts w:asciiTheme="minorHAnsi" w:hAnsiTheme="minorHAnsi" w:cstheme="minorHAnsi"/>
+              </w:rPr>
+              <w:t xml:space="preserve"> </w:t>
+            </w:r>
+            <w:r>
+              <w:rPr>
+                <w:rFonts w:asciiTheme="minorHAnsi" w:eastAsia="Times New Roman" w:hAnsiTheme="minorHAnsi" w:cstheme="minorHAnsi"/>
+                <w:u w:val="single"/>
+              </w:rPr>
+              <w:t>{{</w:t>
+            </w:r>
+            <w:proofErr w:type="spellStart"/>
+            <w:r>
+              <w:rPr>
+                <w:rFonts w:asciiTheme="minorHAnsi" w:eastAsia="Times New Roman" w:hAnsiTheme="minorHAnsi" w:cstheme="minorHAnsi"/>
+                <w:u w:val="single"/>
+              </w:rPr>
+              <w:t>purchaser</w:t>
+            </w:r>
+            <w:r>
+              <w:rPr>
+                <w:rFonts w:asciiTheme="minorHAnsi" w:eastAsia="Times New Roman" w:hAnsiTheme="minorHAnsi" w:cstheme="minorHAnsi"/>
+                <w:u w:val="single"/>
+              </w:rPr>
+              <w:t>_nric</w:t>
+            </w:r>
+            <w:proofErr w:type="spellEnd"/>
+            <w:r>
+              <w:rPr>
+                <w:rFonts w:asciiTheme="minorHAnsi" w:eastAsia="Times New Roman" w:hAnsiTheme="minorHAnsi" w:cstheme="minorHAnsi"/>
+                <w:u w:val="single"/>
+              </w:rPr>
+              <w:t>}}</w:t>
+            </w:r>
+          </w:p>
+        </w:tc>
+        <w:tc>
+          <w:tcPr>
+            <w:tcW w:w="5229" w:type="dxa"/>
+          </w:tcPr>
+          <w:p>
+            <w:pPr>
+              <w:jc w:val="both"/>
+              <w:rPr>
+                <w:rFonts w:asciiTheme="minorHAnsi" w:hAnsiTheme="minorHAnsi" w:cstheme="minorHAnsi"/>
+                <w:u w:val="single"/>
+              </w:rPr>
+            </w:pPr>
+            <w:proofErr w:type="gramStart"/>
+            <w:r>
+              <w:rPr>
+                <w:rFonts w:asciiTheme="minorHAnsi" w:hAnsiTheme="minorHAnsi" w:cstheme="minorHAnsi"/>
+              </w:rPr>
+              <w:t>NRIC :</w:t>
+            </w:r>
+            <w:proofErr w:type="gramEnd"/>
+            <w:r>
+              <w:rPr>
+                <w:rFonts w:asciiTheme="minorHAnsi" w:hAnsiTheme="minorHAnsi" w:cstheme="minorHAnsi"/>
+              </w:rPr>
+              <w:t xml:space="preserve"> </w:t>
+            </w:r>
+            <w:r>
+              <w:rPr>
+                <w:rFonts w:asciiTheme="minorHAnsi" w:eastAsia="Times New Roman" w:hAnsiTheme="minorHAnsi" w:cstheme="minorHAnsi"/>
+                <w:u w:val="single"/>
+              </w:rPr>
+              <w:t>{{</w:t>
+            </w:r>
+            <w:r>
+              <w:rPr>
+                <w:rFonts w:asciiTheme="minorHAnsi" w:eastAsia="Times New Roman" w:hAnsiTheme="minorHAnsi" w:cstheme="minorHAnsi"/>
+                <w:u w:val="single"/>
+              </w:rPr>
+              <w:t>purchaser</w:t>
+            </w:r>
+            <w:r>
+              <w:rPr>
+                <w:rFonts w:asciiTheme="minorHAnsi" w:eastAsia="Times New Roman" w:hAnsiTheme="minorHAnsi" w:cstheme="minorHAnsi"/>
+                <w:u w:val="single"/>
+              </w:rPr>
+              <w:t>2</w:t>
+            </w:r>
+            <w:r>
+              <w:rPr>
+                <w:rFonts w:asciiTheme="minorHAnsi" w:eastAsia="Times New Roman" w:hAnsiTheme="minorHAnsi" w:cstheme="minorHAnsi"/>
+                <w:u w:val="single"/>
+              </w:rPr>
+              <w:t>_nric}}</w:t>
+            </w:r>
+          </w:p>
+        </w:tc>
+      </w:tr>
+      <w:tr>
+        <w:tc>
+          <w:tcPr>
+            <w:tcW w:w="5228" w:type="dxa"/>
+          </w:tcPr>
+          <w:p>
+            <w:pPr>
+              <w:jc w:val="both"/>
+              <w:rPr>
+                <w:rFonts w:asciiTheme="minorHAnsi" w:hAnsiTheme="minorHAnsi" w:cstheme="minorHAnsi"/>
+                <w:u w:val="single"/>
+              </w:rPr>
+            </w:pPr>
+            <w:r>
+              <w:rPr>
+                <w:rFonts w:asciiTheme="minorHAnsi" w:hAnsiTheme="minorHAnsi" w:cstheme="minorHAnsi"/>
+                <w:u w:val="single"/>
+              </w:rPr>
+              <w:t>Date: _________________</w:t>
+            </w:r>
+          </w:p>
+        </w:tc>
+        <w:tc>
+          <w:tcPr>
+            <w:tcW w:w="5229" w:type="dxa"/>
+          </w:tcPr>
+          <w:p>
+            <w:pPr>
+              <w:jc w:val="both"/>
+              <w:rPr>
+                <w:rFonts w:asciiTheme="minorHAnsi" w:hAnsiTheme="minorHAnsi" w:cstheme="minorHAnsi"/>
+                <w:u w:val="single"/>
+              </w:rPr>
+            </w:pPr>
+            <w:r>
+              <w:rPr>
+                <w:rFonts w:asciiTheme="minorHAnsi" w:hAnsiTheme="minorHAnsi" w:cstheme="minorHAnsi"/>
+                <w:u w:val="single"/>
+              </w:rPr>
+              <w:t>Date: _________________</w:t>
+            </w:r>
+          </w:p>
+        </w:tc>
+      </w:tr>
+    </w:tbl>
     <w:p>
       <w:pPr>
         <w:rPr>
@@ -1167,7 +1364,7 @@
 </file>
 
 <file path=word/endnotes.xml><?xml version="1.0" encoding="utf-8"?>
-<w:endnotes xmlns:wpc="http://schemas.microsoft.com/office/word/2010/wordprocessingCanvas" xmlns:cx="http://schemas.microsoft.com/office/drawing/2014/chartex" xmlns:cx1="http://schemas.microsoft.com/office/drawing/2015/9/8/chartex" xmlns:cx2="http://schemas.microsoft.com/office/drawing/2015/10/21/chartex" xmlns:cx3="http://schemas.microsoft.com/office/drawing/2016/5/9/chartex" xmlns:cx4="http://schemas.microsoft.com/office/drawing/2016/5/10/chartex" xmlns:cx5="http://schemas.microsoft.com/office/drawing/2016/5/11/chartex" xmlns:cx6="http://schemas.microsoft.com/office/drawing/2016/5/12/chartex" xmlns:cx7="http://schemas.microsoft.com/office/drawing/2016/5/13/chartex" xmlns:cx8="http://schemas.microsoft.com/office/drawing/2016/5/14/chartex" xmlns:mc="http://schemas.openxmlformats.org/markup-compatibility/2006" xmlns:aink="http://schemas.microsoft.com/office/drawing/2016/ink" xmlns:am3d="http://schemas.microsoft.com/office/drawing/2017/model3d" xmlns:o="urn:schemas-microsoft-com:office:office" xmlns:oel="http://schemas.microsoft.com/office/2019/extlst" xmlns:r="http://schemas.openxmlformats.org/officeDocument/2006/relationships" xmlns:m="http://schemas.openxmlformats.org/officeDocument/2006/math" xmlns:v="urn:schemas-microsoft-com:vml" xmlns:wp14="http://schemas.microsoft.com/office/word/2010/wordprocessingDrawing" xmlns:wp="http://schemas.openxmlformats.org/drawingml/2006/wordprocessingDrawing" xmlns:w10="urn:schemas-microsoft-com:office:word" xmlns:w="http://schemas.openxmlformats.org/wordprocessingml/2006/main" xmlns:w14="http://schemas.microsoft.com/office/word/2010/wordml" xmlns:w15="http://schemas.microsoft.com/office/word/2012/wordml" xmlns:w16cex="http://schemas.microsoft.com/office/word/2018/wordml/cex" xmlns:w16cid="http://schemas.microsoft.com/office/word/2016/wordml/cid" xmlns:w16="http://schemas.microsoft.com/office/word/2018/wordml" xmlns:w16du="http://schemas.microsoft.com/office/word/2023/wordml/word16du" xmlns:w16sdtdh="http://schemas.microsoft.com/office/word/2020/wordml/sdtdatahash" xmlns:w16se="http://schemas.microsoft.com/office/word/2015/wordml/symex" xmlns:wpg="http://schemas.microsoft.com/office/word/2010/wordprocessingGroup" xmlns:wpi="http://schemas.microsoft.com/office/word/2010/wordprocessingInk" xmlns:wne="http://schemas.microsoft.com/office/word/2006/wordml" xmlns:wps="http://schemas.microsoft.com/office/word/2010/wordprocessingShape" mc:Ignorable="w14 w15 w16se w16cid w16 w16cex w16sdtdh w16du wp14">
+<w:endnotes xmlns:wpc="http://schemas.microsoft.com/office/word/2010/wordprocessingCanvas" xmlns:cx="http://schemas.microsoft.com/office/drawing/2014/chartex" xmlns:cx1="http://schemas.microsoft.com/office/drawing/2015/9/8/chartex" xmlns:cx2="http://schemas.microsoft.com/office/drawing/2015/10/21/chartex" xmlns:cx3="http://schemas.microsoft.com/office/drawing/2016/5/9/chartex" xmlns:cx4="http://schemas.microsoft.com/office/drawing/2016/5/10/chartex" xmlns:cx5="http://schemas.microsoft.com/office/drawing/2016/5/11/chartex" xmlns:cx6="http://schemas.microsoft.com/office/drawing/2016/5/12/chartex" xmlns:cx7="http://schemas.microsoft.com/office/drawing/2016/5/13/chartex" xmlns:cx8="http://schemas.microsoft.com/office/drawing/2016/5/14/chartex" xmlns:mc="http://schemas.openxmlformats.org/markup-compatibility/2006" xmlns:aink="http://schemas.microsoft.com/office/drawing/2016/ink" xmlns:am3d="http://schemas.microsoft.com/office/drawing/2017/model3d" xmlns:o="urn:schemas-microsoft-com:office:office" xmlns:oel="http://schemas.microsoft.com/office/2019/extlst" xmlns:r="http://schemas.openxmlformats.org/officeDocument/2006/relationships" xmlns:m="http://schemas.openxmlformats.org/officeDocument/2006/math" xmlns:v="urn:schemas-microsoft-com:vml" xmlns:wp14="http://schemas.microsoft.com/office/word/2010/wordprocessingDrawing" xmlns:wp="http://schemas.openxmlformats.org/drawingml/2006/wordprocessingDrawing" xmlns:w10="urn:schemas-microsoft-com:office:word" xmlns:w="http://schemas.openxmlformats.org/wordprocessingml/2006/main" xmlns:w14="http://schemas.microsoft.com/office/word/2010/wordml" xmlns:w15="http://schemas.microsoft.com/office/word/2012/wordml" xmlns:w16cex="http://schemas.microsoft.com/office/word/2018/wordml/cex" xmlns:w16cid="http://schemas.microsoft.com/office/word/2016/wordml/cid" xmlns:w16="http://schemas.microsoft.com/office/word/2018/wordml" xmlns:w16du="http://schemas.microsoft.com/office/word/2023/wordml/word16du" xmlns:w16sdtdh="http://schemas.microsoft.com/office/word/2020/wordml/sdtdatahash" xmlns:w16sdtfl="http://schemas.microsoft.com/office/word/2024/wordml/sdtformatlock" xmlns:w16se="http://schemas.microsoft.com/office/word/2015/wordml/symex" xmlns:wpg="http://schemas.microsoft.com/office/word/2010/wordprocessingGroup" xmlns:wpi="http://schemas.microsoft.com/office/word/2010/wordprocessingInk" xmlns:wne="http://schemas.microsoft.com/office/word/2006/wordml" xmlns:wps="http://schemas.microsoft.com/office/word/2010/wordprocessingShape" mc:Ignorable="w14 w15 w16se w16cid w16 w16cex w16sdtdh w16sdtfl w16du wp14">
   <w:endnote w:type="separator" w:id="-1">
     <w:p>
       <w:r>
@@ -1186,7 +1383,7 @@
 </file>
 
 <file path=word/footer1.xml><?xml version="1.0" encoding="utf-8"?>
-<w:ftr xmlns:wpc="http://schemas.microsoft.com/office/word/2010/wordprocessingCanvas" xmlns:cx="http://schemas.microsoft.com/office/drawing/2014/chartex" xmlns:cx1="http://schemas.microsoft.com/office/drawing/2015/9/8/chartex" xmlns:cx2="http://schemas.microsoft.com/office/drawing/2015/10/21/chartex" xmlns:cx3="http://schemas.microsoft.com/office/drawing/2016/5/9/chartex" xmlns:cx4="http://schemas.microsoft.com/office/drawing/2016/5/10/chartex" xmlns:cx5="http://schemas.microsoft.com/office/drawing/2016/5/11/chartex" xmlns:cx6="http://schemas.microsoft.com/office/drawing/2016/5/12/chartex" xmlns:cx7="http://schemas.microsoft.com/office/drawing/2016/5/13/chartex" xmlns:cx8="http://schemas.microsoft.com/office/drawing/2016/5/14/chartex" xmlns:mc="http://schemas.openxmlformats.org/markup-compatibility/2006" xmlns:aink="http://schemas.microsoft.com/office/drawing/2016/ink" xmlns:am3d="http://schemas.microsoft.com/office/drawing/2017/model3d" xmlns:o="urn:schemas-microsoft-com:office:office" xmlns:oel="http://schemas.microsoft.com/office/2019/extlst" xmlns:r="http://schemas.openxmlformats.org/officeDocument/2006/relationships" xmlns:m="http://schemas.openxmlformats.org/officeDocument/2006/math" xmlns:v="urn:schemas-microsoft-com:vml" xmlns:wp14="http://schemas.microsoft.com/office/word/2010/wordprocessingDrawing" xmlns:wp="http://schemas.openxmlformats.org/drawingml/2006/wordprocessingDrawing" xmlns:w10="urn:schemas-microsoft-com:office:word" xmlns:w="http://schemas.openxmlformats.org/wordprocessingml/2006/main" xmlns:w14="http://schemas.microsoft.com/office/word/2010/wordml" xmlns:w15="http://schemas.microsoft.com/office/word/2012/wordml" xmlns:w16cex="http://schemas.microsoft.com/office/word/2018/wordml/cex" xmlns:w16cid="http://schemas.microsoft.com/office/word/2016/wordml/cid" xmlns:w16="http://schemas.microsoft.com/office/word/2018/wordml" xmlns:w16du="http://schemas.microsoft.com/office/word/2023/wordml/word16du" xmlns:w16sdtdh="http://schemas.microsoft.com/office/word/2020/wordml/sdtdatahash" xmlns:w16se="http://schemas.microsoft.com/office/word/2015/wordml/symex" xmlns:wpg="http://schemas.microsoft.com/office/word/2010/wordprocessingGroup" xmlns:wpi="http://schemas.microsoft.com/office/word/2010/wordprocessingInk" xmlns:wne="http://schemas.microsoft.com/office/word/2006/wordml" xmlns:wps="http://schemas.microsoft.com/office/word/2010/wordprocessingShape" mc:Ignorable="w14 w15 w16se w16cid w16 w16cex w16sdtdh w16du wp14">
+<w:ftr xmlns:wpc="http://schemas.microsoft.com/office/word/2010/wordprocessingCanvas" xmlns:cx="http://schemas.microsoft.com/office/drawing/2014/chartex" xmlns:cx1="http://schemas.microsoft.com/office/drawing/2015/9/8/chartex" xmlns:cx2="http://schemas.microsoft.com/office/drawing/2015/10/21/chartex" xmlns:cx3="http://schemas.microsoft.com/office/drawing/2016/5/9/chartex" xmlns:cx4="http://schemas.microsoft.com/office/drawing/2016/5/10/chartex" xmlns:cx5="http://schemas.microsoft.com/office/drawing/2016/5/11/chartex" xmlns:cx6="http://schemas.microsoft.com/office/drawing/2016/5/12/chartex" xmlns:cx7="http://schemas.microsoft.com/office/drawing/2016/5/13/chartex" xmlns:cx8="http://schemas.microsoft.com/office/drawing/2016/5/14/chartex" xmlns:mc="http://schemas.openxmlformats.org/markup-compatibility/2006" xmlns:aink="http://schemas.microsoft.com/office/drawing/2016/ink" xmlns:am3d="http://schemas.microsoft.com/office/drawing/2017/model3d" xmlns:o="urn:schemas-microsoft-com:office:office" xmlns:oel="http://schemas.microsoft.com/office/2019/extlst" xmlns:r="http://schemas.openxmlformats.org/officeDocument/2006/relationships" xmlns:m="http://schemas.openxmlformats.org/officeDocument/2006/math" xmlns:v="urn:schemas-microsoft-com:vml" xmlns:wp14="http://schemas.microsoft.com/office/word/2010/wordprocessingDrawing" xmlns:wp="http://schemas.openxmlformats.org/drawingml/2006/wordprocessingDrawing" xmlns:w10="urn:schemas-microsoft-com:office:word" xmlns:w="http://schemas.openxmlformats.org/wordprocessingml/2006/main" xmlns:w14="http://schemas.microsoft.com/office/word/2010/wordml" xmlns:w15="http://schemas.microsoft.com/office/word/2012/wordml" xmlns:w16cex="http://schemas.microsoft.com/office/word/2018/wordml/cex" xmlns:w16cid="http://schemas.microsoft.com/office/word/2016/wordml/cid" xmlns:w16="http://schemas.microsoft.com/office/word/2018/wordml" xmlns:w16du="http://schemas.microsoft.com/office/word/2023/wordml/word16du" xmlns:w16sdtdh="http://schemas.microsoft.com/office/word/2020/wordml/sdtdatahash" xmlns:w16sdtfl="http://schemas.microsoft.com/office/word/2024/wordml/sdtformatlock" xmlns:w16se="http://schemas.microsoft.com/office/word/2015/wordml/symex" xmlns:wpg="http://schemas.microsoft.com/office/word/2010/wordprocessingGroup" xmlns:wpi="http://schemas.microsoft.com/office/word/2010/wordprocessingInk" xmlns:wne="http://schemas.microsoft.com/office/word/2006/wordml" xmlns:wps="http://schemas.microsoft.com/office/word/2010/wordprocessingShape" mc:Ignorable="w14 w15 w16se w16cid w16 w16cex w16sdtdh w16sdtfl w16du wp14">
   <w:p>
     <w:pPr>
       <w:pStyle w:val="Footer"/>
@@ -1223,7 +1420,7 @@
 </file>
 
 <file path=word/footer2.xml><?xml version="1.0" encoding="utf-8"?>
-<w:ftr xmlns:wpc="http://schemas.microsoft.com/office/word/2010/wordprocessingCanvas" xmlns:cx="http://schemas.microsoft.com/office/drawing/2014/chartex" xmlns:cx1="http://schemas.microsoft.com/office/drawing/2015/9/8/chartex" xmlns:cx2="http://schemas.microsoft.com/office/drawing/2015/10/21/chartex" xmlns:cx3="http://schemas.microsoft.com/office/drawing/2016/5/9/chartex" xmlns:cx4="http://schemas.microsoft.com/office/drawing/2016/5/10/chartex" xmlns:cx5="http://schemas.microsoft.com/office/drawing/2016/5/11/chartex" xmlns:cx6="http://schemas.microsoft.com/office/drawing/2016/5/12/chartex" xmlns:cx7="http://schemas.microsoft.com/office/drawing/2016/5/13/chartex" xmlns:cx8="http://schemas.microsoft.com/office/drawing/2016/5/14/chartex" xmlns:mc="http://schemas.openxmlformats.org/markup-compatibility/2006" xmlns:aink="http://schemas.microsoft.com/office/drawing/2016/ink" xmlns:am3d="http://schemas.microsoft.com/office/drawing/2017/model3d" xmlns:o="urn:schemas-microsoft-com:office:office" xmlns:oel="http://schemas.microsoft.com/office/2019/extlst" xmlns:r="http://schemas.openxmlformats.org/officeDocument/2006/relationships" xmlns:m="http://schemas.openxmlformats.org/officeDocument/2006/math" xmlns:v="urn:schemas-microsoft-com:vml" xmlns:wp14="http://schemas.microsoft.com/office/word/2010/wordprocessingDrawing" xmlns:wp="http://schemas.openxmlformats.org/drawingml/2006/wordprocessingDrawing" xmlns:w10="urn:schemas-microsoft-com:office:word" xmlns:w="http://schemas.openxmlformats.org/wordprocessingml/2006/main" xmlns:w14="http://schemas.microsoft.com/office/word/2010/wordml" xmlns:w15="http://schemas.microsoft.com/office/word/2012/wordml" xmlns:w16cex="http://schemas.microsoft.com/office/word/2018/wordml/cex" xmlns:w16cid="http://schemas.microsoft.com/office/word/2016/wordml/cid" xmlns:w16="http://schemas.microsoft.com/office/word/2018/wordml" xmlns:w16du="http://schemas.microsoft.com/office/word/2023/wordml/word16du" xmlns:w16sdtdh="http://schemas.microsoft.com/office/word/2020/wordml/sdtdatahash" xmlns:w16se="http://schemas.microsoft.com/office/word/2015/wordml/symex" xmlns:wpg="http://schemas.microsoft.com/office/word/2010/wordprocessingGroup" xmlns:wpi="http://schemas.microsoft.com/office/word/2010/wordprocessingInk" xmlns:wne="http://schemas.microsoft.com/office/word/2006/wordml" xmlns:wps="http://schemas.microsoft.com/office/word/2010/wordprocessingShape" mc:Ignorable="w14 w15 w16se w16cid w16 w16cex w16sdtdh w16du wp14">
+<w:ftr xmlns:wpc="http://schemas.microsoft.com/office/word/2010/wordprocessingCanvas" xmlns:cx="http://schemas.microsoft.com/office/drawing/2014/chartex" xmlns:cx1="http://schemas.microsoft.com/office/drawing/2015/9/8/chartex" xmlns:cx2="http://schemas.microsoft.com/office/drawing/2015/10/21/chartex" xmlns:cx3="http://schemas.microsoft.com/office/drawing/2016/5/9/chartex" xmlns:cx4="http://schemas.microsoft.com/office/drawing/2016/5/10/chartex" xmlns:cx5="http://schemas.microsoft.com/office/drawing/2016/5/11/chartex" xmlns:cx6="http://schemas.microsoft.com/office/drawing/2016/5/12/chartex" xmlns:cx7="http://schemas.microsoft.com/office/drawing/2016/5/13/chartex" xmlns:cx8="http://schemas.microsoft.com/office/drawing/2016/5/14/chartex" xmlns:mc="http://schemas.openxmlformats.org/markup-compatibility/2006" xmlns:aink="http://schemas.microsoft.com/office/drawing/2016/ink" xmlns:am3d="http://schemas.microsoft.com/office/drawing/2017/model3d" xmlns:o="urn:schemas-microsoft-com:office:office" xmlns:oel="http://schemas.microsoft.com/office/2019/extlst" xmlns:r="http://schemas.openxmlformats.org/officeDocument/2006/relationships" xmlns:m="http://schemas.openxmlformats.org/officeDocument/2006/math" xmlns:v="urn:schemas-microsoft-com:vml" xmlns:wp14="http://schemas.microsoft.com/office/word/2010/wordprocessingDrawing" xmlns:wp="http://schemas.openxmlformats.org/drawingml/2006/wordprocessingDrawing" xmlns:w10="urn:schemas-microsoft-com:office:word" xmlns:w="http://schemas.openxmlformats.org/wordprocessingml/2006/main" xmlns:w14="http://schemas.microsoft.com/office/word/2010/wordml" xmlns:w15="http://schemas.microsoft.com/office/word/2012/wordml" xmlns:w16cex="http://schemas.microsoft.com/office/word/2018/wordml/cex" xmlns:w16cid="http://schemas.microsoft.com/office/word/2016/wordml/cid" xmlns:w16="http://schemas.microsoft.com/office/word/2018/wordml" xmlns:w16du="http://schemas.microsoft.com/office/word/2023/wordml/word16du" xmlns:w16sdtdh="http://schemas.microsoft.com/office/word/2020/wordml/sdtdatahash" xmlns:w16sdtfl="http://schemas.microsoft.com/office/word/2024/wordml/sdtformatlock" xmlns:w16se="http://schemas.microsoft.com/office/word/2015/wordml/symex" xmlns:wpg="http://schemas.microsoft.com/office/word/2010/wordprocessingGroup" xmlns:wpi="http://schemas.microsoft.com/office/word/2010/wordprocessingInk" xmlns:wne="http://schemas.microsoft.com/office/word/2006/wordml" xmlns:wps="http://schemas.microsoft.com/office/word/2010/wordprocessingShape" mc:Ignorable="w14 w15 w16se w16cid w16 w16cex w16sdtdh w16sdtfl w16du wp14">
   <w:p>
     <w:pPr>
       <w:pStyle w:val="Footer"/>
@@ -1251,7 +1448,6 @@
       </w:rPr>
       <w:t xml:space="preserve">1 Kim Seng Promenade #17-10/12 Great World City West Tower Singapore 237994   </w:t>
     </w:r>
-    <w:proofErr w:type="gramStart"/>
     <w:r>
       <w:rPr>
         <w:b/>
@@ -1259,17 +1455,7 @@
         <w:szCs w:val="18"/>
         <w:lang w:val="en-SG"/>
       </w:rPr>
-      <w:t>WEBSITE :</w:t>
-    </w:r>
-    <w:proofErr w:type="gramEnd"/>
-    <w:r>
-      <w:rPr>
-        <w:b/>
-        <w:sz w:val="14"/>
-        <w:szCs w:val="18"/>
-        <w:lang w:val="en-SG"/>
-      </w:rPr>
-      <w:t xml:space="preserve"> www.sri.sg</w:t>
+      <w:t>WEBSITE : www.sri.sg</w:t>
     </w:r>
   </w:p>
   <w:p>
@@ -1318,7 +1504,7 @@
 </file>
 
 <file path=word/footnotes.xml><?xml version="1.0" encoding="utf-8"?>
-<w:footnotes xmlns:wpc="http://schemas.microsoft.com/office/word/2010/wordprocessingCanvas" xmlns:cx="http://schemas.microsoft.com/office/drawing/2014/chartex" xmlns:cx1="http://schemas.microsoft.com/office/drawing/2015/9/8/chartex" xmlns:cx2="http://schemas.microsoft.com/office/drawing/2015/10/21/chartex" xmlns:cx3="http://schemas.microsoft.com/office/drawing/2016/5/9/chartex" xmlns:cx4="http://schemas.microsoft.com/office/drawing/2016/5/10/chartex" xmlns:cx5="http://schemas.microsoft.com/office/drawing/2016/5/11/chartex" xmlns:cx6="http://schemas.microsoft.com/office/drawing/2016/5/12/chartex" xmlns:cx7="http://schemas.microsoft.com/office/drawing/2016/5/13/chartex" xmlns:cx8="http://schemas.microsoft.com/office/drawing/2016/5/14/chartex" xmlns:mc="http://schemas.openxmlformats.org/markup-compatibility/2006" xmlns:aink="http://schemas.microsoft.com/office/drawing/2016/ink" xmlns:am3d="http://schemas.microsoft.com/office/drawing/2017/model3d" xmlns:o="urn:schemas-microsoft-com:office:office" xmlns:oel="http://schemas.microsoft.com/office/2019/extlst" xmlns:r="http://schemas.openxmlformats.org/officeDocument/2006/relationships" xmlns:m="http://schemas.openxmlformats.org/officeDocument/2006/math" xmlns:v="urn:schemas-microsoft-com:vml" xmlns:wp14="http://schemas.microsoft.com/office/word/2010/wordprocessingDrawing" xmlns:wp="http://schemas.openxmlformats.org/drawingml/2006/wordprocessingDrawing" xmlns:w10="urn:schemas-microsoft-com:office:word" xmlns:w="http://schemas.openxmlformats.org/wordprocessingml/2006/main" xmlns:w14="http://schemas.microsoft.com/office/word/2010/wordml" xmlns:w15="http://schemas.microsoft.com/office/word/2012/wordml" xmlns:w16cex="http://schemas.microsoft.com/office/word/2018/wordml/cex" xmlns:w16cid="http://schemas.microsoft.com/office/word/2016/wordml/cid" xmlns:w16="http://schemas.microsoft.com/office/word/2018/wordml" xmlns:w16du="http://schemas.microsoft.com/office/word/2023/wordml/word16du" xmlns:w16sdtdh="http://schemas.microsoft.com/office/word/2020/wordml/sdtdatahash" xmlns:w16se="http://schemas.microsoft.com/office/word/2015/wordml/symex" xmlns:wpg="http://schemas.microsoft.com/office/word/2010/wordprocessingGroup" xmlns:wpi="http://schemas.microsoft.com/office/word/2010/wordprocessingInk" xmlns:wne="http://schemas.microsoft.com/office/word/2006/wordml" xmlns:wps="http://schemas.microsoft.com/office/word/2010/wordprocessingShape" mc:Ignorable="w14 w15 w16se w16cid w16 w16cex w16sdtdh w16du wp14">
+<w:footnotes xmlns:wpc="http://schemas.microsoft.com/office/word/2010/wordprocessingCanvas" xmlns:cx="http://schemas.microsoft.com/office/drawing/2014/chartex" xmlns:cx1="http://schemas.microsoft.com/office/drawing/2015/9/8/chartex" xmlns:cx2="http://schemas.microsoft.com/office/drawing/2015/10/21/chartex" xmlns:cx3="http://schemas.microsoft.com/office/drawing/2016/5/9/chartex" xmlns:cx4="http://schemas.microsoft.com/office/drawing/2016/5/10/chartex" xmlns:cx5="http://schemas.microsoft.com/office/drawing/2016/5/11/chartex" xmlns:cx6="http://schemas.microsoft.com/office/drawing/2016/5/12/chartex" xmlns:cx7="http://schemas.microsoft.com/office/drawing/2016/5/13/chartex" xmlns:cx8="http://schemas.microsoft.com/office/drawing/2016/5/14/chartex" xmlns:mc="http://schemas.openxmlformats.org/markup-compatibility/2006" xmlns:aink="http://schemas.microsoft.com/office/drawing/2016/ink" xmlns:am3d="http://schemas.microsoft.com/office/drawing/2017/model3d" xmlns:o="urn:schemas-microsoft-com:office:office" xmlns:oel="http://schemas.microsoft.com/office/2019/extlst" xmlns:r="http://schemas.openxmlformats.org/officeDocument/2006/relationships" xmlns:m="http://schemas.openxmlformats.org/officeDocument/2006/math" xmlns:v="urn:schemas-microsoft-com:vml" xmlns:wp14="http://schemas.microsoft.com/office/word/2010/wordprocessingDrawing" xmlns:wp="http://schemas.openxmlformats.org/drawingml/2006/wordprocessingDrawing" xmlns:w10="urn:schemas-microsoft-com:office:word" xmlns:w="http://schemas.openxmlformats.org/wordprocessingml/2006/main" xmlns:w14="http://schemas.microsoft.com/office/word/2010/wordml" xmlns:w15="http://schemas.microsoft.com/office/word/2012/wordml" xmlns:w16cex="http://schemas.microsoft.com/office/word/2018/wordml/cex" xmlns:w16cid="http://schemas.microsoft.com/office/word/2016/wordml/cid" xmlns:w16="http://schemas.microsoft.com/office/word/2018/wordml" xmlns:w16du="http://schemas.microsoft.com/office/word/2023/wordml/word16du" xmlns:w16sdtdh="http://schemas.microsoft.com/office/word/2020/wordml/sdtdatahash" xmlns:w16sdtfl="http://schemas.microsoft.com/office/word/2024/wordml/sdtformatlock" xmlns:w16se="http://schemas.microsoft.com/office/word/2015/wordml/symex" xmlns:wpg="http://schemas.microsoft.com/office/word/2010/wordprocessingGroup" xmlns:wpi="http://schemas.microsoft.com/office/word/2010/wordprocessingInk" xmlns:wne="http://schemas.microsoft.com/office/word/2006/wordml" xmlns:wps="http://schemas.microsoft.com/office/word/2010/wordprocessingShape" mc:Ignorable="w14 w15 w16se w16cid w16 w16cex w16sdtdh w16sdtfl w16du wp14">
   <w:footnote w:type="separator" w:id="-1">
     <w:p>
       <w:r>
@@ -1337,7 +1523,7 @@
 </file>
 
 <file path=word/header1.xml><?xml version="1.0" encoding="utf-8"?>
-<w:hdr xmlns:wpc="http://schemas.microsoft.com/office/word/2010/wordprocessingCanvas" xmlns:cx="http://schemas.microsoft.com/office/drawing/2014/chartex" xmlns:cx1="http://schemas.microsoft.com/office/drawing/2015/9/8/chartex" xmlns:cx2="http://schemas.microsoft.com/office/drawing/2015/10/21/chartex" xmlns:cx3="http://schemas.microsoft.com/office/drawing/2016/5/9/chartex" xmlns:cx4="http://schemas.microsoft.com/office/drawing/2016/5/10/chartex" xmlns:cx5="http://schemas.microsoft.com/office/drawing/2016/5/11/chartex" xmlns:cx6="http://schemas.microsoft.com/office/drawing/2016/5/12/chartex" xmlns:cx7="http://schemas.microsoft.com/office/drawing/2016/5/13/chartex" xmlns:cx8="http://schemas.microsoft.com/office/drawing/2016/5/14/chartex" xmlns:mc="http://schemas.openxmlformats.org/markup-compatibility/2006" xmlns:aink="http://schemas.microsoft.com/office/drawing/2016/ink" xmlns:am3d="http://schemas.microsoft.com/office/drawing/2017/model3d" xmlns:o="urn:schemas-microsoft-com:office:office" xmlns:oel="http://schemas.microsoft.com/office/2019/extlst" xmlns:r="http://schemas.openxmlformats.org/officeDocument/2006/relationships" xmlns:m="http://schemas.openxmlformats.org/officeDocument/2006/math" xmlns:v="urn:schemas-microsoft-com:vml" xmlns:wp14="http://schemas.microsoft.com/office/word/2010/wordprocessingDrawing" xmlns:wp="http://schemas.openxmlformats.org/drawingml/2006/wordprocessingDrawing" xmlns:w10="urn:schemas-microsoft-com:office:word" xmlns:w="http://schemas.openxmlformats.org/wordprocessingml/2006/main" xmlns:w14="http://schemas.microsoft.com/office/word/2010/wordml" xmlns:w15="http://schemas.microsoft.com/office/word/2012/wordml" xmlns:w16cex="http://schemas.microsoft.com/office/word/2018/wordml/cex" xmlns:w16cid="http://schemas.microsoft.com/office/word/2016/wordml/cid" xmlns:w16="http://schemas.microsoft.com/office/word/2018/wordml" xmlns:w16du="http://schemas.microsoft.com/office/word/2023/wordml/word16du" xmlns:w16sdtdh="http://schemas.microsoft.com/office/word/2020/wordml/sdtdatahash" xmlns:w16se="http://schemas.microsoft.com/office/word/2015/wordml/symex" xmlns:wpg="http://schemas.microsoft.com/office/word/2010/wordprocessingGroup" xmlns:wpi="http://schemas.microsoft.com/office/word/2010/wordprocessingInk" xmlns:wne="http://schemas.microsoft.com/office/word/2006/wordml" xmlns:wps="http://schemas.microsoft.com/office/word/2010/wordprocessingShape" mc:Ignorable="w14 w15 w16se w16cid w16 w16cex w16sdtdh w16du wp14">
+<w:hdr xmlns:wpc="http://schemas.microsoft.com/office/word/2010/wordprocessingCanvas" xmlns:cx="http://schemas.microsoft.com/office/drawing/2014/chartex" xmlns:cx1="http://schemas.microsoft.com/office/drawing/2015/9/8/chartex" xmlns:cx2="http://schemas.microsoft.com/office/drawing/2015/10/21/chartex" xmlns:cx3="http://schemas.microsoft.com/office/drawing/2016/5/9/chartex" xmlns:cx4="http://schemas.microsoft.com/office/drawing/2016/5/10/chartex" xmlns:cx5="http://schemas.microsoft.com/office/drawing/2016/5/11/chartex" xmlns:cx6="http://schemas.microsoft.com/office/drawing/2016/5/12/chartex" xmlns:cx7="http://schemas.microsoft.com/office/drawing/2016/5/13/chartex" xmlns:cx8="http://schemas.microsoft.com/office/drawing/2016/5/14/chartex" xmlns:mc="http://schemas.openxmlformats.org/markup-compatibility/2006" xmlns:aink="http://schemas.microsoft.com/office/drawing/2016/ink" xmlns:am3d="http://schemas.microsoft.com/office/drawing/2017/model3d" xmlns:o="urn:schemas-microsoft-com:office:office" xmlns:oel="http://schemas.microsoft.com/office/2019/extlst" xmlns:r="http://schemas.openxmlformats.org/officeDocument/2006/relationships" xmlns:m="http://schemas.openxmlformats.org/officeDocument/2006/math" xmlns:v="urn:schemas-microsoft-com:vml" xmlns:wp14="http://schemas.microsoft.com/office/word/2010/wordprocessingDrawing" xmlns:wp="http://schemas.openxmlformats.org/drawingml/2006/wordprocessingDrawing" xmlns:w10="urn:schemas-microsoft-com:office:word" xmlns:w="http://schemas.openxmlformats.org/wordprocessingml/2006/main" xmlns:w14="http://schemas.microsoft.com/office/word/2010/wordml" xmlns:w15="http://schemas.microsoft.com/office/word/2012/wordml" xmlns:w16cex="http://schemas.microsoft.com/office/word/2018/wordml/cex" xmlns:w16cid="http://schemas.microsoft.com/office/word/2016/wordml/cid" xmlns:w16="http://schemas.microsoft.com/office/word/2018/wordml" xmlns:w16du="http://schemas.microsoft.com/office/word/2023/wordml/word16du" xmlns:w16sdtdh="http://schemas.microsoft.com/office/word/2020/wordml/sdtdatahash" xmlns:w16sdtfl="http://schemas.microsoft.com/office/word/2024/wordml/sdtformatlock" xmlns:w16se="http://schemas.microsoft.com/office/word/2015/wordml/symex" xmlns:wpg="http://schemas.microsoft.com/office/word/2010/wordprocessingGroup" xmlns:wpi="http://schemas.microsoft.com/office/word/2010/wordprocessingInk" xmlns:wne="http://schemas.microsoft.com/office/word/2006/wordml" xmlns:wps="http://schemas.microsoft.com/office/word/2010/wordprocessingShape" mc:Ignorable="w14 w15 w16se w16cid w16 w16cex w16sdtdh w16sdtfl w16du wp14">
   <w:p>
     <w:pPr>
       <w:spacing w:before="120" w:line="276" w:lineRule="auto"/>
@@ -1490,7 +1676,7 @@
         <w:b/>
         <w:sz w:val="24"/>
       </w:rPr>
-      <w:t>(For Non-Residential Transactions Only)</w:t>
+      <w:t>(For Residential Transactions Only)</w:t>
     </w:r>
   </w:p>
   <w:p>
@@ -1507,7 +1693,7 @@
 </file>
 
 <file path=word/numbering.xml><?xml version="1.0" encoding="utf-8"?>
-<w:numbering xmlns:wpc="http://schemas.microsoft.com/office/word/2010/wordprocessingCanvas" xmlns:cx="http://schemas.microsoft.com/office/drawing/2014/chartex" xmlns:cx1="http://schemas.microsoft.com/office/drawing/2015/9/8/chartex" xmlns:cx2="http://schemas.microsoft.com/office/drawing/2015/10/21/chartex" xmlns:cx3="http://schemas.microsoft.com/office/drawing/2016/5/9/chartex" xmlns:cx4="http://schemas.microsoft.com/office/drawing/2016/5/10/chartex" xmlns:cx5="http://schemas.microsoft.com/office/drawing/2016/5/11/chartex" xmlns:cx6="http://schemas.microsoft.com/office/drawing/2016/5/12/chartex" xmlns:cx7="http://schemas.microsoft.com/office/drawing/2016/5/13/chartex" xmlns:cx8="http://schemas.microsoft.com/office/drawing/2016/5/14/chartex" xmlns:mc="http://schemas.openxmlformats.org/markup-compatibility/2006" xmlns:aink="http://schemas.microsoft.com/office/drawing/2016/ink" xmlns:am3d="http://schemas.microsoft.com/office/drawing/2017/model3d" xmlns:o="urn:schemas-microsoft-com:office:office" xmlns:oel="http://schemas.microsoft.com/office/2019/extlst" xmlns:r="http://schemas.openxmlformats.org/officeDocument/2006/relationships" xmlns:m="http://schemas.openxmlformats.org/officeDocument/2006/math" xmlns:v="urn:schemas-microsoft-com:vml" xmlns:wp14="http://schemas.microsoft.com/office/word/2010/wordprocessingDrawing" xmlns:wp="http://schemas.openxmlformats.org/drawingml/2006/wordprocessingDrawing" xmlns:w10="urn:schemas-microsoft-com:office:word" xmlns:w="http://schemas.openxmlformats.org/wordprocessingml/2006/main" xmlns:w14="http://schemas.microsoft.com/office/word/2010/wordml" xmlns:w15="http://schemas.microsoft.com/office/word/2012/wordml" xmlns:w16cex="http://schemas.microsoft.com/office/word/2018/wordml/cex" xmlns:w16cid="http://schemas.microsoft.com/office/word/2016/wordml/cid" xmlns:w16="http://schemas.microsoft.com/office/word/2018/wordml" xmlns:w16du="http://schemas.microsoft.com/office/word/2023/wordml/word16du" xmlns:w16sdtdh="http://schemas.microsoft.com/office/word/2020/wordml/sdtdatahash" xmlns:w16se="http://schemas.microsoft.com/office/word/2015/wordml/symex" xmlns:wpg="http://schemas.microsoft.com/office/word/2010/wordprocessingGroup" xmlns:wpi="http://schemas.microsoft.com/office/word/2010/wordprocessingInk" xmlns:wne="http://schemas.microsoft.com/office/word/2006/wordml" xmlns:wps="http://schemas.microsoft.com/office/word/2010/wordprocessingShape" mc:Ignorable="w14 w15 w16se w16cid w16 w16cex w16sdtdh w16du wp14">
+<w:numbering xmlns:wpc="http://schemas.microsoft.com/office/word/2010/wordprocessingCanvas" xmlns:cx="http://schemas.microsoft.com/office/drawing/2014/chartex" xmlns:cx1="http://schemas.microsoft.com/office/drawing/2015/9/8/chartex" xmlns:cx2="http://schemas.microsoft.com/office/drawing/2015/10/21/chartex" xmlns:cx3="http://schemas.microsoft.com/office/drawing/2016/5/9/chartex" xmlns:cx4="http://schemas.microsoft.com/office/drawing/2016/5/10/chartex" xmlns:cx5="http://schemas.microsoft.com/office/drawing/2016/5/11/chartex" xmlns:cx6="http://schemas.microsoft.com/office/drawing/2016/5/12/chartex" xmlns:cx7="http://schemas.microsoft.com/office/drawing/2016/5/13/chartex" xmlns:cx8="http://schemas.microsoft.com/office/drawing/2016/5/14/chartex" xmlns:mc="http://schemas.openxmlformats.org/markup-compatibility/2006" xmlns:aink="http://schemas.microsoft.com/office/drawing/2016/ink" xmlns:am3d="http://schemas.microsoft.com/office/drawing/2017/model3d" xmlns:o="urn:schemas-microsoft-com:office:office" xmlns:oel="http://schemas.microsoft.com/office/2019/extlst" xmlns:r="http://schemas.openxmlformats.org/officeDocument/2006/relationships" xmlns:m="http://schemas.openxmlformats.org/officeDocument/2006/math" xmlns:v="urn:schemas-microsoft-com:vml" xmlns:wp14="http://schemas.microsoft.com/office/word/2010/wordprocessingDrawing" xmlns:wp="http://schemas.openxmlformats.org/drawingml/2006/wordprocessingDrawing" xmlns:w10="urn:schemas-microsoft-com:office:word" xmlns:w="http://schemas.openxmlformats.org/wordprocessingml/2006/main" xmlns:w14="http://schemas.microsoft.com/office/word/2010/wordml" xmlns:w15="http://schemas.microsoft.com/office/word/2012/wordml" xmlns:w16cex="http://schemas.microsoft.com/office/word/2018/wordml/cex" xmlns:w16cid="http://schemas.microsoft.com/office/word/2016/wordml/cid" xmlns:w16="http://schemas.microsoft.com/office/word/2018/wordml" xmlns:w16du="http://schemas.microsoft.com/office/word/2023/wordml/word16du" xmlns:w16sdtdh="http://schemas.microsoft.com/office/word/2020/wordml/sdtdatahash" xmlns:w16sdtfl="http://schemas.microsoft.com/office/word/2024/wordml/sdtformatlock" xmlns:w16se="http://schemas.microsoft.com/office/word/2015/wordml/symex" xmlns:wpg="http://schemas.microsoft.com/office/word/2010/wordprocessingGroup" xmlns:wpi="http://schemas.microsoft.com/office/word/2010/wordprocessingInk" xmlns:wne="http://schemas.microsoft.com/office/word/2006/wordml" xmlns:wps="http://schemas.microsoft.com/office/word/2010/wordprocessingShape" mc:Ignorable="w14 w15 w16se w16cid w16 w16cex w16sdtdh w16sdtfl w16du wp14">
   <w:abstractNum w:abstractNumId="0" w15:restartNumberingAfterBreak="0">
     <w:nsid w:val="FFFFFF1D"/>
     <w:multiLevelType w:val="multilevel"/>
@@ -3747,7 +3933,7 @@
 </file>
 
 <file path=word/styles.xml><?xml version="1.0" encoding="utf-8"?>
-<w:styles xmlns:mc="http://schemas.openxmlformats.org/markup-compatibility/2006" xmlns:r="http://schemas.openxmlformats.org/officeDocument/2006/relationships" xmlns:w="http://schemas.openxmlformats.org/wordprocessingml/2006/main" xmlns:w14="http://schemas.microsoft.com/office/word/2010/wordml" xmlns:w15="http://schemas.microsoft.com/office/word/2012/wordml" xmlns:w16cex="http://schemas.microsoft.com/office/word/2018/wordml/cex" xmlns:w16cid="http://schemas.microsoft.com/office/word/2016/wordml/cid" xmlns:w16="http://schemas.microsoft.com/office/word/2018/wordml" xmlns:w16du="http://schemas.microsoft.com/office/word/2023/wordml/word16du" xmlns:w16sdtdh="http://schemas.microsoft.com/office/word/2020/wordml/sdtdatahash" xmlns:w16se="http://schemas.microsoft.com/office/word/2015/wordml/symex" mc:Ignorable="w14 w15 w16se w16cid w16 w16cex w16sdtdh w16du">
+<w:styles xmlns:mc="http://schemas.openxmlformats.org/markup-compatibility/2006" xmlns:r="http://schemas.openxmlformats.org/officeDocument/2006/relationships" xmlns:w="http://schemas.openxmlformats.org/wordprocessingml/2006/main" xmlns:w14="http://schemas.microsoft.com/office/word/2010/wordml" xmlns:w15="http://schemas.microsoft.com/office/word/2012/wordml" xmlns:w16cex="http://schemas.microsoft.com/office/word/2018/wordml/cex" xmlns:w16cid="http://schemas.microsoft.com/office/word/2016/wordml/cid" xmlns:w16="http://schemas.microsoft.com/office/word/2018/wordml" xmlns:w16du="http://schemas.microsoft.com/office/word/2023/wordml/word16du" xmlns:w16sdtdh="http://schemas.microsoft.com/office/word/2020/wordml/sdtdatahash" xmlns:w16sdtfl="http://schemas.microsoft.com/office/word/2024/wordml/sdtformatlock" xmlns:w16se="http://schemas.microsoft.com/office/word/2015/wordml/symex" mc:Ignorable="w14 w15 w16se w16cid w16 w16cex w16sdtdh w16sdtfl w16du">
   <w:docDefaults>
     <w:rPrDefault>
       <w:rPr>
@@ -4124,6 +4310,7 @@
   <w:style w:type="character" w:default="1" w:styleId="DefaultParagraphFont">
     <w:name w:val="Default Paragraph Font"/>
     <w:uiPriority w:val="1"/>
+    <w:semiHidden/>
     <w:unhideWhenUsed/>
   </w:style>
   <w:style w:type="table" w:default="1" w:styleId="TableNormal">
@@ -4447,6 +4634,21 @@
       <w:ind w:left="1100"/>
     </w:pPr>
   </w:style>
+  <w:style w:type="table" w:styleId="TableGrid">
+    <w:name w:val="Table Grid"/>
+    <w:basedOn w:val="TableNormal"/>
+    <w:rsid w:val="005C671F"/>
+    <w:tblPr>
+      <w:tblBorders>
+        <w:top w:val="single" w:sz="4" w:space="0" w:color="auto"/>
+        <w:left w:val="single" w:sz="4" w:space="0" w:color="auto"/>
+        <w:bottom w:val="single" w:sz="4" w:space="0" w:color="auto"/>
+        <w:right w:val="single" w:sz="4" w:space="0" w:color="auto"/>
+        <w:insideH w:val="single" w:sz="4" w:space="0" w:color="auto"/>
+        <w:insideV w:val="single" w:sz="4" w:space="0" w:color="auto"/>
+      </w:tblBorders>
+    </w:tblPr>
+  </w:style>
 </w:styles>
 </file>
 
